--- a/ГД_№3_ЖильцоваСО_ИКБО31-24.docx
+++ b/ГД_№3_ЖильцоваСО_ИКБО31-24.docx
@@ -414,7 +414,29 @@
           <w:szCs w:val="28"/>
           <w:lang w:eastAsia="ru-RU"/>
         </w:rPr>
-        <w:t xml:space="preserve"> геймплей. (Не менее 2 для каждого)</w:t>
+        <w:t xml:space="preserve"> </w:t>
+      </w:r>
+      <w:proofErr w:type="spellStart"/>
+      <w:r>
+        <w:rPr>
+          <w:rFonts w:ascii="Times New Roman" w:eastAsia="Times New Roman" w:hAnsi="Times New Roman" w:cs="Times New Roman"/>
+          <w:bCs/>
+          <w:sz w:val="28"/>
+          <w:szCs w:val="28"/>
+          <w:lang w:eastAsia="ru-RU"/>
+        </w:rPr>
+        <w:t>геймплей</w:t>
+      </w:r>
+      <w:proofErr w:type="spellEnd"/>
+      <w:r>
+        <w:rPr>
+          <w:rFonts w:ascii="Times New Roman" w:eastAsia="Times New Roman" w:hAnsi="Times New Roman" w:cs="Times New Roman"/>
+          <w:bCs/>
+          <w:sz w:val="28"/>
+          <w:szCs w:val="28"/>
+          <w:lang w:eastAsia="ru-RU"/>
+        </w:rPr>
+        <w:t>. (Не менее 2 для каждого)</w:t>
       </w:r>
     </w:p>
     <w:p>
@@ -931,6 +953,13 @@
         </w:rPr>
         <w:t>, которые влияют на поведение персонажа и доступные взаимодействия.</w:t>
       </w:r>
+      <w:r>
+        <w:rPr>
+          <w:sz w:val="28"/>
+          <w:szCs w:val="28"/>
+        </w:rPr>
+        <w:t xml:space="preserve"> ЧТО ГДЕ КАК ЧТО ГДЕ КАК ЕЩЕ (ДОБАВИТЬ 2 ПРЕДЛОЖЕНИЯ)</w:t>
+      </w:r>
     </w:p>
     <w:p>
       <w:pPr>
@@ -968,6 +997,13 @@
         </w:rPr>
         <w:t>авыка, окно с отображением навыков.</w:t>
       </w:r>
+      <w:r>
+        <w:rPr>
+          <w:sz w:val="28"/>
+          <w:szCs w:val="28"/>
+        </w:rPr>
+        <w:t xml:space="preserve"> НАВЫКИ - ЭТО</w:t>
+      </w:r>
     </w:p>
     <w:p>
       <w:pPr>
@@ -989,6 +1025,7 @@
           <w:sz w:val="28"/>
           <w:szCs w:val="28"/>
         </w:rPr>
+        <w:lastRenderedPageBreak/>
         <w:t xml:space="preserve">Режим строительства: переход в специальный режим, </w:t>
       </w:r>
       <w:r>
@@ -1004,6 +1041,13 @@
           <w:szCs w:val="28"/>
         </w:rPr>
         <w:t xml:space="preserve"> объектов, возможность ставить стены, объекты.</w:t>
+      </w:r>
+      <w:r>
+        <w:rPr>
+          <w:sz w:val="28"/>
+          <w:szCs w:val="28"/>
+        </w:rPr>
+        <w:t xml:space="preserve"> НЕ ПЕРЕЧИСЛЕНИЕ А ПОЛНОЦЕННОЕ ОПИСАНИЕ, КАК РАБОТАЕТ</w:t>
       </w:r>
     </w:p>
     <w:p>
@@ -1026,7 +1070,6 @@
           <w:sz w:val="28"/>
           <w:szCs w:val="28"/>
         </w:rPr>
-        <w:lastRenderedPageBreak/>
         <w:t xml:space="preserve">Редактор персонажа: </w:t>
       </w:r>
       <w:r>
@@ -1064,12 +1107,14 @@
         <w:rPr>
           <w:sz w:val="28"/>
           <w:szCs w:val="28"/>
-        </w:rPr>
-      </w:pPr>
-      <w:r>
-        <w:rPr>
-          <w:sz w:val="28"/>
-          <w:szCs w:val="28"/>
+          <w:highlight w:val="red"/>
+        </w:rPr>
+      </w:pPr>
+      <w:r>
+        <w:rPr>
+          <w:sz w:val="28"/>
+          <w:szCs w:val="28"/>
+          <w:highlight w:val="red"/>
         </w:rPr>
         <w:t xml:space="preserve">Эмоции: различные эмоциональные состояния, получение </w:t>
       </w:r>
@@ -1078,6 +1123,7 @@
         <w:rPr>
           <w:sz w:val="28"/>
           <w:szCs w:val="28"/>
+          <w:highlight w:val="red"/>
         </w:rPr>
         <w:t>мудлетов</w:t>
       </w:r>
@@ -1086,6 +1132,7 @@
         <w:rPr>
           <w:sz w:val="28"/>
           <w:szCs w:val="28"/>
+          <w:highlight w:val="red"/>
         </w:rPr>
         <w:t xml:space="preserve">, принцип работы </w:t>
       </w:r>
@@ -1094,6 +1141,7 @@
         <w:rPr>
           <w:sz w:val="28"/>
           <w:szCs w:val="28"/>
+          <w:highlight w:val="red"/>
         </w:rPr>
         <w:t>мудлетов</w:t>
       </w:r>
@@ -1102,8 +1150,17 @@
         <w:rPr>
           <w:sz w:val="28"/>
           <w:szCs w:val="28"/>
+          <w:highlight w:val="red"/>
         </w:rPr>
         <w:t>, влияние эмоций на действия.</w:t>
+      </w:r>
+      <w:r>
+        <w:rPr>
+          <w:sz w:val="28"/>
+          <w:szCs w:val="28"/>
+          <w:highlight w:val="red"/>
+        </w:rPr>
+        <w:t xml:space="preserve"> ГРАНИЦЫ? </w:t>
       </w:r>
     </w:p>
     <w:p>
@@ -1394,12 +1451,14 @@
         <w:rPr>
           <w:sz w:val="28"/>
           <w:szCs w:val="28"/>
-        </w:rPr>
-      </w:pPr>
-      <w:r>
-        <w:rPr>
-          <w:sz w:val="28"/>
-          <w:szCs w:val="28"/>
+          <w:highlight w:val="red"/>
+        </w:rPr>
+      </w:pPr>
+      <w:r>
+        <w:rPr>
+          <w:sz w:val="28"/>
+          <w:szCs w:val="28"/>
+          <w:highlight w:val="red"/>
         </w:rPr>
         <w:t>Управление эмоциональным состоянием: использование предметов и действий, что</w:t>
       </w:r>
@@ -1407,6 +1466,7 @@
         <w:rPr>
           <w:sz w:val="28"/>
           <w:szCs w:val="28"/>
+          <w:highlight w:val="red"/>
         </w:rPr>
         <w:t>бы</w:t>
       </w:r>
@@ -1414,6 +1474,7 @@
         <w:rPr>
           <w:sz w:val="28"/>
           <w:szCs w:val="28"/>
+          <w:highlight w:val="red"/>
         </w:rPr>
         <w:t xml:space="preserve"> получить</w:t>
       </w:r>
@@ -1421,6 +1482,7 @@
         <w:rPr>
           <w:sz w:val="28"/>
           <w:szCs w:val="28"/>
+          <w:highlight w:val="red"/>
         </w:rPr>
         <w:t xml:space="preserve"> </w:t>
       </w:r>
@@ -1429,6 +1491,7 @@
         <w:rPr>
           <w:sz w:val="28"/>
           <w:szCs w:val="28"/>
+          <w:highlight w:val="red"/>
         </w:rPr>
         <w:t>нужные</w:t>
       </w:r>
@@ -1437,6 +1500,7 @@
         <w:rPr>
           <w:sz w:val="28"/>
           <w:szCs w:val="28"/>
+          <w:highlight w:val="red"/>
         </w:rPr>
         <w:t xml:space="preserve"> </w:t>
       </w:r>
@@ -1445,6 +1509,7 @@
         <w:rPr>
           <w:sz w:val="28"/>
           <w:szCs w:val="28"/>
+          <w:highlight w:val="red"/>
         </w:rPr>
         <w:t>мудлеты</w:t>
       </w:r>
@@ -1453,6 +1518,7 @@
         <w:rPr>
           <w:sz w:val="28"/>
           <w:szCs w:val="28"/>
+          <w:highlight w:val="red"/>
         </w:rPr>
         <w:t xml:space="preserve"> для определенных бонусов и новых взаимодействий.</w:t>
       </w:r>
@@ -1579,7 +1645,25 @@
                 <w:sz w:val="28"/>
                 <w:szCs w:val="28"/>
               </w:rPr>
-              <w:t>Снизить однообразие</w:t>
+              <w:t xml:space="preserve">Снизить однообразие, создавая уникальный  игровой опыт для каждого </w:t>
+            </w:r>
+            <w:proofErr w:type="gramStart"/>
+            <w:r>
+              <w:rPr>
+                <w:rFonts w:ascii="Times New Roman" w:hAnsi="Times New Roman" w:cs="Times New Roman"/>
+                <w:sz w:val="28"/>
+                <w:szCs w:val="28"/>
+              </w:rPr>
+              <w:t>персонажа</w:t>
+            </w:r>
+            <w:proofErr w:type="gramEnd"/>
+            <w:r>
+              <w:rPr>
+                <w:rFonts w:ascii="Times New Roman" w:hAnsi="Times New Roman" w:cs="Times New Roman"/>
+                <w:sz w:val="28"/>
+                <w:szCs w:val="28"/>
+              </w:rPr>
+              <w:t xml:space="preserve"> ПОВЫШЕНИЕ </w:t>
             </w:r>
             <w:r>
               <w:rPr>
@@ -1587,7 +1671,8 @@
                 <w:sz w:val="28"/>
                 <w:szCs w:val="28"/>
               </w:rPr>
-              <w:t>, создавая уникальный  игровой опыт для каждого персонажа</w:t>
+              <w:lastRenderedPageBreak/>
+              <w:t>КОЛИЧЕСТВА ВРЕМЕНИ, РЕИГРАБЕЛЬНОСТЬ И ЗАЧЕМ НАМ ЭТО НУЖНО</w:t>
             </w:r>
           </w:p>
           <w:p>
@@ -1622,6 +1707,7 @@
                 <w:sz w:val="28"/>
                 <w:szCs w:val="28"/>
               </w:rPr>
+              <w:lastRenderedPageBreak/>
               <w:t>Навыки</w:t>
             </w:r>
           </w:p>
@@ -1653,7 +1739,7 @@
                 <w:sz w:val="28"/>
                 <w:szCs w:val="28"/>
               </w:rPr>
-              <w:t xml:space="preserve"> и </w:t>
+              <w:t xml:space="preserve"> </w:t>
             </w:r>
             <w:r>
               <w:rPr>
@@ -1661,7 +1747,7 @@
                 <w:sz w:val="28"/>
                 <w:szCs w:val="28"/>
               </w:rPr>
-              <w:t>долгосрочные цели, вызвать ощущение прогресса и роста</w:t>
+              <w:t xml:space="preserve">КАКОЙ  (2-АЯ ПРАКТИКА) </w:t>
             </w:r>
             <w:r>
               <w:rPr>
@@ -1669,7 +1755,58 @@
                 <w:sz w:val="28"/>
                 <w:szCs w:val="28"/>
               </w:rPr>
+              <w:t xml:space="preserve">и </w:t>
+            </w:r>
+            <w:r>
+              <w:rPr>
+                <w:rFonts w:ascii="Times New Roman" w:hAnsi="Times New Roman" w:cs="Times New Roman"/>
+                <w:sz w:val="28"/>
+                <w:szCs w:val="28"/>
+                <w:highlight w:val="green"/>
+              </w:rPr>
+              <w:t>долгосрочные цели</w:t>
+            </w:r>
+            <w:proofErr w:type="gramStart"/>
+            <w:r>
+              <w:rPr>
+                <w:rFonts w:ascii="Times New Roman" w:hAnsi="Times New Roman" w:cs="Times New Roman"/>
+                <w:sz w:val="28"/>
+                <w:szCs w:val="28"/>
+              </w:rPr>
+              <w:t xml:space="preserve"> К</w:t>
+            </w:r>
+            <w:proofErr w:type="gramEnd"/>
+            <w:r>
+              <w:rPr>
+                <w:rFonts w:ascii="Times New Roman" w:hAnsi="Times New Roman" w:cs="Times New Roman"/>
+                <w:sz w:val="28"/>
+                <w:szCs w:val="28"/>
+              </w:rPr>
+              <w:t xml:space="preserve"> ЧЕМУ ПРИВЕДЕТ</w:t>
+            </w:r>
+            <w:r>
+              <w:rPr>
+                <w:rFonts w:ascii="Times New Roman" w:hAnsi="Times New Roman" w:cs="Times New Roman"/>
+                <w:sz w:val="28"/>
+                <w:szCs w:val="28"/>
+              </w:rPr>
+              <w:t>, вызвать ощущение прогресса и роста</w:t>
+            </w:r>
+            <w:r>
+              <w:rPr>
+                <w:rFonts w:ascii="Times New Roman" w:hAnsi="Times New Roman" w:cs="Times New Roman"/>
+                <w:sz w:val="28"/>
+                <w:szCs w:val="28"/>
+              </w:rPr>
               <w:t>, удержание</w:t>
+            </w:r>
+            <w:r>
+              <w:rPr>
+                <w:rFonts w:ascii="Times New Roman" w:hAnsi="Times New Roman" w:cs="Times New Roman"/>
+                <w:sz w:val="28"/>
+                <w:szCs w:val="28"/>
+              </w:rPr>
+              <w:t xml:space="preserve"> ИГРОК БУДЕТ ВОЗВРАЩАТЬСЯ В ИГРУ</w:t>
             </w:r>
           </w:p>
           <w:p>
@@ -1704,7 +1841,6 @@
                 <w:sz w:val="28"/>
                 <w:szCs w:val="28"/>
               </w:rPr>
-              <w:lastRenderedPageBreak/>
               <w:t>Режим строительства</w:t>
             </w:r>
           </w:p>
@@ -1722,14 +1858,59 @@
                 <w:szCs w:val="28"/>
               </w:rPr>
             </w:pPr>
+            <w:proofErr w:type="gramStart"/>
             <w:r>
               <w:rPr>
                 <w:rFonts w:ascii="Times New Roman" w:hAnsi="Times New Roman" w:cs="Times New Roman"/>
                 <w:sz w:val="28"/>
                 <w:szCs w:val="28"/>
               </w:rPr>
-              <w:t>Добавить возможность творчества, добавить новый геймплей и расширить аудиторию за счет игроков, которым интересно строительство</w:t>
+              <w:t>Добавить возможность творчества</w:t>
             </w:r>
+            <w:r>
+              <w:rPr>
+                <w:rFonts w:ascii="Times New Roman" w:hAnsi="Times New Roman" w:cs="Times New Roman"/>
+                <w:sz w:val="28"/>
+                <w:szCs w:val="28"/>
+              </w:rPr>
+              <w:t xml:space="preserve"> ЗАЧЕМ</w:t>
+            </w:r>
+            <w:r>
+              <w:rPr>
+                <w:rFonts w:ascii="Times New Roman" w:hAnsi="Times New Roman" w:cs="Times New Roman"/>
+                <w:sz w:val="28"/>
+                <w:szCs w:val="28"/>
+              </w:rPr>
+              <w:t xml:space="preserve">, добавить новый </w:t>
+            </w:r>
+            <w:proofErr w:type="spellStart"/>
+            <w:r>
+              <w:rPr>
+                <w:rFonts w:ascii="Times New Roman" w:hAnsi="Times New Roman" w:cs="Times New Roman"/>
+                <w:sz w:val="28"/>
+                <w:szCs w:val="28"/>
+              </w:rPr>
+              <w:t>геймплей</w:t>
+            </w:r>
+            <w:proofErr w:type="spellEnd"/>
+            <w:r>
+              <w:rPr>
+                <w:rFonts w:ascii="Times New Roman" w:hAnsi="Times New Roman" w:cs="Times New Roman"/>
+                <w:sz w:val="28"/>
+                <w:szCs w:val="28"/>
+              </w:rPr>
+              <w:t xml:space="preserve"> и </w:t>
+            </w:r>
+            <w:r>
+              <w:rPr>
+                <w:rFonts w:ascii="Times New Roman" w:hAnsi="Times New Roman" w:cs="Times New Roman"/>
+                <w:sz w:val="28"/>
+                <w:szCs w:val="28"/>
+                <w:highlight w:val="green"/>
+              </w:rPr>
+              <w:t>расширить аудиторию за счет игроков, которым интересно строительство</w:t>
+            </w:r>
+            <w:proofErr w:type="gramEnd"/>
           </w:p>
           <w:p>
             <w:pPr>
@@ -1786,15 +1967,16 @@
                 <w:sz w:val="28"/>
                 <w:szCs w:val="28"/>
               </w:rPr>
-              <w:t xml:space="preserve">Добавить новый геймплей, вызвать эмоции и привязанность к персонажу, </w:t>
+              <w:t xml:space="preserve">Добавить новый геймплей, </w:t>
             </w:r>
             <w:r>
               <w:rPr>
                 <w:rFonts w:ascii="Times New Roman" w:hAnsi="Times New Roman" w:cs="Times New Roman"/>
                 <w:sz w:val="28"/>
                 <w:szCs w:val="28"/>
-              </w:rPr>
-              <w:t xml:space="preserve">расширить аудиторию за счет игроков, которым интересно </w:t>
+                <w:highlight w:val="red"/>
+              </w:rPr>
+              <w:t>вызвать эмоции и привязанность к персонажу,</w:t>
             </w:r>
             <w:r>
               <w:rPr>
@@ -1802,7 +1984,16 @@
                 <w:sz w:val="28"/>
                 <w:szCs w:val="28"/>
               </w:rPr>
-              <w:t>одевать персонажей</w:t>
+              <w:t xml:space="preserve"> </w:t>
+            </w:r>
+            <w:r>
+              <w:rPr>
+                <w:rFonts w:ascii="Times New Roman" w:hAnsi="Times New Roman" w:cs="Times New Roman"/>
+                <w:sz w:val="28"/>
+                <w:szCs w:val="28"/>
+                <w:highlight w:val="green"/>
+              </w:rPr>
+              <w:t>расширить аудиторию за счет игроков, которым интересно одевать персонажей</w:t>
             </w:r>
           </w:p>
           <w:p>
@@ -1829,6 +2020,7 @@
                 <w:rFonts w:ascii="Times New Roman" w:hAnsi="Times New Roman" w:cs="Times New Roman"/>
                 <w:sz w:val="28"/>
                 <w:szCs w:val="28"/>
+                <w:highlight w:val="red"/>
               </w:rPr>
             </w:pPr>
             <w:r>
@@ -1836,6 +2028,7 @@
                 <w:rFonts w:ascii="Times New Roman" w:hAnsi="Times New Roman" w:cs="Times New Roman"/>
                 <w:sz w:val="28"/>
                 <w:szCs w:val="28"/>
+                <w:highlight w:val="red"/>
               </w:rPr>
               <w:t>Эмоции</w:t>
             </w:r>
@@ -1844,6 +2037,7 @@
                 <w:rFonts w:ascii="Times New Roman" w:hAnsi="Times New Roman" w:cs="Times New Roman"/>
                 <w:sz w:val="28"/>
                 <w:szCs w:val="28"/>
+                <w:highlight w:val="red"/>
               </w:rPr>
               <w:t xml:space="preserve"> </w:t>
             </w:r>
@@ -1857,14 +2051,18 @@
             <w:pPr>
               <w:spacing w:line="360" w:lineRule="auto"/>
               <w:rPr>
-                <w:sz w:val="28"/>
-                <w:szCs w:val="28"/>
+                <w:rFonts w:ascii="Times New Roman" w:hAnsi="Times New Roman" w:cs="Times New Roman"/>
+                <w:sz w:val="28"/>
+                <w:szCs w:val="28"/>
+                <w:highlight w:val="red"/>
               </w:rPr>
             </w:pPr>
             <w:r>
               <w:rPr>
-                <w:sz w:val="28"/>
-                <w:szCs w:val="28"/>
+                <w:rFonts w:ascii="Times New Roman" w:hAnsi="Times New Roman" w:cs="Times New Roman"/>
+                <w:sz w:val="28"/>
+                <w:szCs w:val="28"/>
+                <w:highlight w:val="red"/>
               </w:rPr>
               <w:t>Добавить глубины в принятие решений</w:t>
             </w:r>
@@ -1941,16 +2139,7 @@
           <w:sz w:val="28"/>
           <w:szCs w:val="28"/>
         </w:rPr>
-        <w:t xml:space="preserve"> для повышения игрового времени</w:t>
-      </w:r>
-      <w:r>
-        <w:rPr>
-          <w:rFonts w:ascii="Times New Roman" w:hAnsi="Times New Roman" w:cs="Times New Roman"/>
-          <w:b/>
-          <w:sz w:val="28"/>
-          <w:szCs w:val="28"/>
-        </w:rPr>
-        <w:t>.</w:t>
+        <w:t xml:space="preserve"> для повышения игрового времени.</w:t>
       </w:r>
     </w:p>
     <w:p>
@@ -1988,12 +2177,14 @@
         <w:spacing w:after="0" w:line="360" w:lineRule="auto"/>
         <w:jc w:val="both"/>
         <w:rPr>
-          <w:sz w:val="28"/>
-          <w:szCs w:val="28"/>
-        </w:rPr>
-      </w:pPr>
-      <w:r>
-        <w:rPr>
+          <w:rFonts w:ascii="Times New Roman" w:hAnsi="Times New Roman" w:cs="Times New Roman"/>
+          <w:sz w:val="28"/>
+          <w:szCs w:val="28"/>
+        </w:rPr>
+      </w:pPr>
+      <w:r>
+        <w:rPr>
+          <w:rFonts w:ascii="Times New Roman" w:hAnsi="Times New Roman" w:cs="Times New Roman"/>
           <w:sz w:val="28"/>
           <w:szCs w:val="28"/>
         </w:rPr>
@@ -2001,6 +2192,7 @@
       </w:r>
       <w:r>
         <w:rPr>
+          <w:rFonts w:ascii="Times New Roman" w:hAnsi="Times New Roman" w:cs="Times New Roman"/>
           <w:sz w:val="28"/>
           <w:szCs w:val="28"/>
         </w:rPr>
@@ -2008,38 +2200,19 @@
       </w:r>
       <w:r>
         <w:rPr>
-          <w:sz w:val="28"/>
-          <w:szCs w:val="28"/>
-        </w:rPr>
-        <w:t>семьи есть дневник, где отмечаются важные моменты жизни семьи. Можно добавлять заметки, фотографии. Есть семейное древо, гд</w:t>
-      </w:r>
-      <w:r>
-        <w:rPr>
-          <w:sz w:val="28"/>
-          <w:szCs w:val="28"/>
-        </w:rPr>
-        <w:t xml:space="preserve">е можно посмотреть информацию </w:t>
-      </w:r>
-      <w:r>
-        <w:rPr>
-          <w:sz w:val="28"/>
-          <w:szCs w:val="28"/>
-        </w:rPr>
-        <w:t>обо всех персонаж</w:t>
-      </w:r>
-      <w:r>
-        <w:rPr>
-          <w:sz w:val="28"/>
-          <w:szCs w:val="28"/>
-        </w:rPr>
-        <w:t>ах</w:t>
-      </w:r>
-      <w:r>
-        <w:rPr>
-          <w:sz w:val="28"/>
-          <w:szCs w:val="28"/>
-        </w:rPr>
-        <w:t>.</w:t>
+          <w:rFonts w:ascii="Times New Roman" w:hAnsi="Times New Roman" w:cs="Times New Roman"/>
+          <w:sz w:val="28"/>
+          <w:szCs w:val="28"/>
+        </w:rPr>
+        <w:t>семьи есть дневник, где отмечаются важные моменты жизни семьи. Можно добавлять заметки, фотографии. Есть семейное древо, где можно посмотреть информацию обо всех персонажах.</w:t>
+      </w:r>
+      <w:r>
+        <w:rPr>
+          <w:rFonts w:ascii="Times New Roman" w:hAnsi="Times New Roman" w:cs="Times New Roman"/>
+          <w:sz w:val="28"/>
+          <w:szCs w:val="28"/>
+        </w:rPr>
+        <w:t xml:space="preserve"> ЧУТЬ ПОДРОБНЕЕ, НО В ЦЕЛОМ ХОРОШО</w:t>
       </w:r>
     </w:p>
     <w:p>
@@ -2047,12 +2220,14 @@
         <w:spacing w:after="0" w:line="360" w:lineRule="auto"/>
         <w:jc w:val="both"/>
         <w:rPr>
-          <w:sz w:val="28"/>
-          <w:szCs w:val="28"/>
-        </w:rPr>
-      </w:pPr>
-      <w:r>
-        <w:rPr>
+          <w:rFonts w:ascii="Times New Roman" w:hAnsi="Times New Roman" w:cs="Times New Roman"/>
+          <w:sz w:val="28"/>
+          <w:szCs w:val="28"/>
+        </w:rPr>
+      </w:pPr>
+      <w:r>
+        <w:rPr>
+          <w:rFonts w:ascii="Times New Roman" w:hAnsi="Times New Roman" w:cs="Times New Roman"/>
           <w:sz w:val="28"/>
           <w:szCs w:val="28"/>
         </w:rPr>
@@ -2061,6 +2236,7 @@
       <w:proofErr w:type="spellStart"/>
       <w:r>
         <w:rPr>
+          <w:rFonts w:ascii="Times New Roman" w:hAnsi="Times New Roman" w:cs="Times New Roman"/>
           <w:sz w:val="28"/>
           <w:szCs w:val="28"/>
         </w:rPr>
@@ -2069,6 +2245,7 @@
       <w:proofErr w:type="spellEnd"/>
       <w:r>
         <w:rPr>
+          <w:rFonts w:ascii="Times New Roman" w:hAnsi="Times New Roman" w:cs="Times New Roman"/>
           <w:sz w:val="28"/>
           <w:szCs w:val="28"/>
         </w:rPr>
@@ -2076,6 +2253,7 @@
       </w:r>
       <w:r>
         <w:rPr>
+          <w:rFonts w:ascii="Times New Roman" w:hAnsi="Times New Roman" w:cs="Times New Roman"/>
           <w:sz w:val="28"/>
           <w:szCs w:val="28"/>
         </w:rPr>
@@ -2083,6 +2261,7 @@
       </w:r>
       <w:r>
         <w:rPr>
+          <w:rFonts w:ascii="Times New Roman" w:hAnsi="Times New Roman" w:cs="Times New Roman"/>
           <w:sz w:val="28"/>
           <w:szCs w:val="28"/>
         </w:rPr>
@@ -2090,6 +2269,7 @@
       </w:r>
       <w:r>
         <w:rPr>
+          <w:rFonts w:ascii="Times New Roman" w:hAnsi="Times New Roman" w:cs="Times New Roman"/>
           <w:sz w:val="28"/>
           <w:szCs w:val="28"/>
         </w:rPr>
@@ -2101,6 +2281,7 @@
         <w:spacing w:after="0" w:line="360" w:lineRule="auto"/>
         <w:jc w:val="both"/>
         <w:rPr>
+          <w:rFonts w:ascii="Times New Roman" w:hAnsi="Times New Roman" w:cs="Times New Roman"/>
           <w:sz w:val="28"/>
           <w:szCs w:val="28"/>
         </w:rPr>
@@ -2134,16 +2315,42 @@
         <w:spacing w:after="0" w:line="360" w:lineRule="auto"/>
         <w:jc w:val="both"/>
         <w:rPr>
-          <w:sz w:val="28"/>
-          <w:szCs w:val="28"/>
-        </w:rPr>
-      </w:pPr>
-      <w:r>
-        <w:rPr>
-          <w:sz w:val="28"/>
-          <w:szCs w:val="28"/>
-        </w:rPr>
-        <w:t>Расширение системы навыков. После достижения 10 уровня навыка открывается шкала мастерство. Каждый ранг требует выполнения определённых заданий связанных с навыком.</w:t>
+          <w:rFonts w:ascii="Times New Roman" w:hAnsi="Times New Roman" w:cs="Times New Roman"/>
+          <w:sz w:val="28"/>
+          <w:szCs w:val="28"/>
+        </w:rPr>
+      </w:pPr>
+      <w:r>
+        <w:rPr>
+          <w:rFonts w:ascii="Times New Roman" w:hAnsi="Times New Roman" w:cs="Times New Roman"/>
+          <w:sz w:val="28"/>
+          <w:szCs w:val="28"/>
+        </w:rPr>
+        <w:t>Расширение системы навыков. После достижения 10 уровня навыка открывается шкала мастерство</w:t>
+      </w:r>
+      <w:r>
+        <w:rPr>
+          <w:rFonts w:ascii="Times New Roman" w:hAnsi="Times New Roman" w:cs="Times New Roman"/>
+          <w:sz w:val="28"/>
+          <w:szCs w:val="28"/>
+        </w:rPr>
+        <w:t xml:space="preserve"> ОПИСАНИЕ</w:t>
+      </w:r>
+      <w:r>
+        <w:rPr>
+          <w:rFonts w:ascii="Times New Roman" w:hAnsi="Times New Roman" w:cs="Times New Roman"/>
+          <w:sz w:val="28"/>
+          <w:szCs w:val="28"/>
+        </w:rPr>
+        <w:t>. Каждый ранг требует выполнения определённых заданий связанных с навыком.</w:t>
+      </w:r>
+      <w:r>
+        <w:rPr>
+          <w:rFonts w:ascii="Times New Roman" w:hAnsi="Times New Roman" w:cs="Times New Roman"/>
+          <w:sz w:val="28"/>
+          <w:szCs w:val="28"/>
+        </w:rPr>
+        <w:t xml:space="preserve"> КАК ОТРАЖАЕТСЯ НА ИГРЕ!!!</w:t>
       </w:r>
     </w:p>
     <w:p>
@@ -2151,21 +2358,23 @@
         <w:spacing w:after="0" w:line="360" w:lineRule="auto"/>
         <w:jc w:val="both"/>
         <w:rPr>
-          <w:sz w:val="28"/>
-          <w:szCs w:val="28"/>
-        </w:rPr>
-      </w:pPr>
-      <w:r>
-        <w:rPr>
-          <w:sz w:val="28"/>
-          <w:szCs w:val="28"/>
-        </w:rPr>
-        <w:lastRenderedPageBreak/>
+          <w:rFonts w:ascii="Times New Roman" w:hAnsi="Times New Roman" w:cs="Times New Roman"/>
+          <w:sz w:val="28"/>
+          <w:szCs w:val="28"/>
+        </w:rPr>
+      </w:pPr>
+      <w:r>
+        <w:rPr>
+          <w:rFonts w:ascii="Times New Roman" w:hAnsi="Times New Roman" w:cs="Times New Roman"/>
+          <w:sz w:val="28"/>
+          <w:szCs w:val="28"/>
+        </w:rPr>
         <w:t xml:space="preserve">Благодаря этой </w:t>
       </w:r>
       <w:proofErr w:type="spellStart"/>
       <w:r>
         <w:rPr>
+          <w:rFonts w:ascii="Times New Roman" w:hAnsi="Times New Roman" w:cs="Times New Roman"/>
           <w:sz w:val="28"/>
           <w:szCs w:val="28"/>
         </w:rPr>
@@ -2174,6 +2383,7 @@
       <w:proofErr w:type="spellEnd"/>
       <w:r>
         <w:rPr>
+          <w:rFonts w:ascii="Times New Roman" w:hAnsi="Times New Roman" w:cs="Times New Roman"/>
           <w:sz w:val="28"/>
           <w:szCs w:val="28"/>
         </w:rPr>
@@ -2185,6 +2395,7 @@
         <w:spacing w:after="0" w:line="360" w:lineRule="auto"/>
         <w:jc w:val="both"/>
         <w:rPr>
+          <w:rFonts w:ascii="Times New Roman" w:hAnsi="Times New Roman" w:cs="Times New Roman"/>
           <w:sz w:val="28"/>
           <w:szCs w:val="28"/>
         </w:rPr>
@@ -2212,6 +2423,33 @@
         </w:rPr>
         <w:t>Достижения династий</w:t>
       </w:r>
+    </w:p>
+    <w:p>
+      <w:pPr>
+        <w:spacing w:after="0" w:line="360" w:lineRule="auto"/>
+        <w:jc w:val="both"/>
+        <w:rPr>
+          <w:rFonts w:ascii="Times New Roman" w:hAnsi="Times New Roman" w:cs="Times New Roman"/>
+          <w:sz w:val="28"/>
+          <w:szCs w:val="28"/>
+        </w:rPr>
+      </w:pPr>
+      <w:r>
+        <w:rPr>
+          <w:rFonts w:ascii="Times New Roman" w:hAnsi="Times New Roman" w:cs="Times New Roman"/>
+          <w:sz w:val="28"/>
+          <w:szCs w:val="28"/>
+        </w:rPr>
+        <w:t>Жизненные цели, которые отображаются у всех взрослых членов семьи. Выполнение всех заданий может потребовать наличие нескольких поколений.</w:t>
+      </w:r>
+      <w:r>
+        <w:rPr>
+          <w:rFonts w:ascii="Times New Roman" w:hAnsi="Times New Roman" w:cs="Times New Roman"/>
+          <w:sz w:val="28"/>
+          <w:szCs w:val="28"/>
+        </w:rPr>
+        <w:t xml:space="preserve"> МАЛО ОПИСАНИЯ, ДОЛЖНО КАК-ТО БЫТЬ РЕАЛИЗОВАНО И ВЛИЯТЬ!!!!</w:t>
+      </w:r>
       <w:bookmarkStart w:id="0" w:name="_GoBack"/>
       <w:bookmarkEnd w:id="0"/>
     </w:p>
@@ -2220,16 +2458,36 @@
         <w:spacing w:after="0" w:line="360" w:lineRule="auto"/>
         <w:jc w:val="both"/>
         <w:rPr>
-          <w:sz w:val="28"/>
-          <w:szCs w:val="28"/>
-        </w:rPr>
-      </w:pPr>
-      <w:r>
-        <w:rPr>
-          <w:sz w:val="28"/>
-          <w:szCs w:val="28"/>
-        </w:rPr>
-        <w:t>Жизненные цели, которые отображаются у всех взрослых членов семьи. Выполнение всех заданий может потребовать наличие нескольких поколений.</w:t>
+          <w:rFonts w:ascii="Times New Roman" w:hAnsi="Times New Roman" w:cs="Times New Roman"/>
+          <w:sz w:val="28"/>
+          <w:szCs w:val="28"/>
+        </w:rPr>
+      </w:pPr>
+      <w:r>
+        <w:rPr>
+          <w:rFonts w:ascii="Times New Roman" w:hAnsi="Times New Roman" w:cs="Times New Roman"/>
+          <w:sz w:val="28"/>
+          <w:szCs w:val="28"/>
+        </w:rPr>
+        <w:t xml:space="preserve">Эта </w:t>
+      </w:r>
+      <w:proofErr w:type="spellStart"/>
+      <w:r>
+        <w:rPr>
+          <w:rFonts w:ascii="Times New Roman" w:hAnsi="Times New Roman" w:cs="Times New Roman"/>
+          <w:sz w:val="28"/>
+          <w:szCs w:val="28"/>
+        </w:rPr>
+        <w:t>фича</w:t>
+      </w:r>
+      <w:proofErr w:type="spellEnd"/>
+      <w:r>
+        <w:rPr>
+          <w:rFonts w:ascii="Times New Roman" w:hAnsi="Times New Roman" w:cs="Times New Roman"/>
+          <w:sz w:val="28"/>
+          <w:szCs w:val="28"/>
+        </w:rPr>
+        <w:t xml:space="preserve"> мотивирует игрока дольше развивать семью своих персонажей, чтобы выполнить выбранную жизненную цель.</w:t>
       </w:r>
     </w:p>
     <w:p>
@@ -2237,33 +2495,22 @@
         <w:spacing w:after="0" w:line="360" w:lineRule="auto"/>
         <w:jc w:val="both"/>
         <w:rPr>
-          <w:sz w:val="28"/>
-          <w:szCs w:val="28"/>
-        </w:rPr>
-      </w:pPr>
-      <w:r>
-        <w:rPr>
-          <w:sz w:val="28"/>
-          <w:szCs w:val="28"/>
-        </w:rPr>
-        <w:t xml:space="preserve">Эта </w:t>
-      </w:r>
-      <w:proofErr w:type="spellStart"/>
-      <w:r>
-        <w:rPr>
-          <w:sz w:val="28"/>
-          <w:szCs w:val="28"/>
-        </w:rPr>
-        <w:t>фича</w:t>
-      </w:r>
-      <w:proofErr w:type="spellEnd"/>
-      <w:r>
-        <w:rPr>
-          <w:sz w:val="28"/>
-          <w:szCs w:val="28"/>
-        </w:rPr>
-        <w:t xml:space="preserve"> мотивирует игрока дольше развивать семью своих персонажей, чтобы выполнить выбранную жизненную цель.</w:t>
-      </w:r>
+          <w:rFonts w:ascii="Times New Roman" w:hAnsi="Times New Roman" w:cs="Times New Roman"/>
+          <w:sz w:val="28"/>
+          <w:szCs w:val="28"/>
+        </w:rPr>
+      </w:pPr>
+    </w:p>
+    <w:p>
+      <w:pPr>
+        <w:spacing w:after="0" w:line="360" w:lineRule="auto"/>
+        <w:jc w:val="both"/>
+        <w:rPr>
+          <w:rFonts w:ascii="Times New Roman" w:hAnsi="Times New Roman" w:cs="Times New Roman"/>
+          <w:sz w:val="28"/>
+          <w:szCs w:val="28"/>
+        </w:rPr>
+      </w:pPr>
     </w:p>
     <w:sectPr>
       <w:pgSz w:w="11906" w:h="16838"/>

--- a/ГД_№3_ЖильцоваСО_ИКБО31-24.docx
+++ b/ГД_№3_ЖильцоваСО_ИКБО31-24.docx
@@ -8,13 +8,15 @@
         <w:jc w:val="center"/>
         <w:rPr>
           <w:rFonts w:ascii="Times New Roman" w:hAnsi="Times New Roman" w:cs="Times New Roman"/>
-          <w:sz w:val="28"/>
-          <w:szCs w:val="28"/>
-        </w:rPr>
-      </w:pPr>
-      <w:r>
-        <w:rPr>
-          <w:rFonts w:ascii="Times New Roman" w:hAnsi="Times New Roman" w:cs="Times New Roman"/>
+          <w:b/>
+          <w:sz w:val="28"/>
+          <w:szCs w:val="28"/>
+        </w:rPr>
+      </w:pPr>
+      <w:r>
+        <w:rPr>
+          <w:rFonts w:ascii="Times New Roman" w:hAnsi="Times New Roman" w:cs="Times New Roman"/>
+          <w:b/>
           <w:sz w:val="28"/>
           <w:szCs w:val="28"/>
         </w:rPr>
@@ -414,29 +416,7 @@
           <w:szCs w:val="28"/>
           <w:lang w:eastAsia="ru-RU"/>
         </w:rPr>
-        <w:t xml:space="preserve"> </w:t>
-      </w:r>
-      <w:proofErr w:type="spellStart"/>
-      <w:r>
-        <w:rPr>
-          <w:rFonts w:ascii="Times New Roman" w:eastAsia="Times New Roman" w:hAnsi="Times New Roman" w:cs="Times New Roman"/>
-          <w:bCs/>
-          <w:sz w:val="28"/>
-          <w:szCs w:val="28"/>
-          <w:lang w:eastAsia="ru-RU"/>
-        </w:rPr>
-        <w:t>геймплей</w:t>
-      </w:r>
-      <w:proofErr w:type="spellEnd"/>
-      <w:r>
-        <w:rPr>
-          <w:rFonts w:ascii="Times New Roman" w:eastAsia="Times New Roman" w:hAnsi="Times New Roman" w:cs="Times New Roman"/>
-          <w:bCs/>
-          <w:sz w:val="28"/>
-          <w:szCs w:val="28"/>
-          <w:lang w:eastAsia="ru-RU"/>
-        </w:rPr>
-        <w:t>. (Не менее 2 для каждого)</w:t>
+        <w:t xml:space="preserve"> геймплей. (Не менее 2 для каждого)</w:t>
       </w:r>
     </w:p>
     <w:p>
@@ -851,7 +831,28 @@
           <w:sz w:val="28"/>
           <w:szCs w:val="28"/>
         </w:rPr>
-        <w:t>Управление персонажем: взаимодействие со всеми интерактивными объектами в мире, включая самого персонажа, окно выбора действий, очередь действий.</w:t>
+        <w:t xml:space="preserve">Управление персонажем: </w:t>
+      </w:r>
+      <w:r>
+        <w:rPr>
+          <w:sz w:val="28"/>
+          <w:szCs w:val="28"/>
+        </w:rPr>
+        <w:t>взаимодействие со всеми интерактивными объектами в мире, включая самого персонажа</w:t>
+      </w:r>
+      <w:r>
+        <w:rPr>
+          <w:sz w:val="28"/>
+          <w:szCs w:val="28"/>
+        </w:rPr>
+        <w:t xml:space="preserve">. </w:t>
+      </w:r>
+      <w:r>
+        <w:rPr>
+          <w:sz w:val="28"/>
+          <w:szCs w:val="28"/>
+        </w:rPr>
+        <w:t>Игрок может кликнуть на любой объект, чтобы увидеть список доступных взаимодействий, а также выстроить последовательность действий, которые персонаж будет выполнять по порядку.</w:t>
       </w:r>
     </w:p>
     <w:p>
@@ -874,15 +875,24 @@
           <w:sz w:val="28"/>
           <w:szCs w:val="28"/>
         </w:rPr>
-        <w:t>Потребности: система шкал потребностей, которые постоянно сни</w:t>
-      </w:r>
-      <w:r>
-        <w:rPr>
-          <w:sz w:val="28"/>
-          <w:szCs w:val="28"/>
-        </w:rPr>
-        <w:t>жаются и требуют удовлетворения, окно с отображением этих шкал.</w:t>
-      </w:r>
+        <w:t xml:space="preserve">Потребности: </w:t>
+      </w:r>
+      <w:r>
+        <w:rPr>
+          <w:sz w:val="28"/>
+          <w:szCs w:val="28"/>
+        </w:rPr>
+        <w:t xml:space="preserve">система шкал потребностей, которые постоянно снижаются и требуют удовлетворения. </w:t>
+      </w:r>
+      <w:proofErr w:type="gramStart"/>
+      <w:r>
+        <w:rPr>
+          <w:sz w:val="28"/>
+          <w:szCs w:val="28"/>
+        </w:rPr>
+        <w:t>Шкалы (питание, гигиена, бодрость, общение, досуг, естественная нужда) отображаются в интерфейсе и меняют цвет от зелёного (хорошо) к красному (критично).</w:t>
+      </w:r>
+      <w:proofErr w:type="gramEnd"/>
     </w:p>
     <w:p>
       <w:pPr>
@@ -944,21 +954,15 @@
           <w:sz w:val="28"/>
           <w:szCs w:val="28"/>
         </w:rPr>
-        <w:t>Черты характера: набор психологических особенностей</w:t>
-      </w:r>
-      <w:r>
-        <w:rPr>
-          <w:sz w:val="28"/>
-          <w:szCs w:val="28"/>
-        </w:rPr>
-        <w:t>, которые влияют на поведение персонажа и доступные взаимодействия.</w:t>
-      </w:r>
-      <w:r>
-        <w:rPr>
-          <w:sz w:val="28"/>
-          <w:szCs w:val="28"/>
-        </w:rPr>
-        <w:t xml:space="preserve"> ЧТО ГДЕ КАК ЧТО ГДЕ КАК ЕЩЕ (ДОБАВИТЬ 2 ПРЕДЛОЖЕНИЯ)</w:t>
+        <w:t xml:space="preserve">Режим строительства: режим, в котором игрок может изменять архитектуру и интерьер любого лота. При переходе в этот режим время </w:t>
+      </w:r>
+      <w:r>
+        <w:rPr>
+          <w:sz w:val="28"/>
+          <w:szCs w:val="28"/>
+        </w:rPr>
+        <w:lastRenderedPageBreak/>
+        <w:t xml:space="preserve">останавливается, а игрок получает доступ к каталогу объектов, разделённому по категориям. Можно возводить стены, прокладывать фундамент, ставить окна и двери, изменять ландшафт и т.д. </w:t>
       </w:r>
     </w:p>
     <w:p>
@@ -981,28 +985,23 @@
           <w:sz w:val="28"/>
           <w:szCs w:val="28"/>
         </w:rPr>
-        <w:t xml:space="preserve">Навыки: возможность развивать навыки, визуальное отображение процесса получения </w:t>
-      </w:r>
-      <w:r>
-        <w:rPr>
-          <w:sz w:val="28"/>
-          <w:szCs w:val="28"/>
-        </w:rPr>
-        <w:t>н</w:t>
-      </w:r>
-      <w:r>
-        <w:rPr>
-          <w:sz w:val="28"/>
-          <w:szCs w:val="28"/>
-        </w:rPr>
-        <w:t>авыка, окно с отображением навыков.</w:t>
-      </w:r>
-      <w:r>
-        <w:rPr>
-          <w:sz w:val="28"/>
-          <w:szCs w:val="28"/>
-        </w:rPr>
-        <w:t xml:space="preserve"> НАВЫКИ - ЭТО</w:t>
+        <w:t xml:space="preserve">Эмоции: временные состояния персонажа, которые возникают в ответ на события, предметы или взаимодействия. Каждая эмоция представлена в виде </w:t>
+      </w:r>
+      <w:proofErr w:type="spellStart"/>
+      <w:r>
+        <w:rPr>
+          <w:sz w:val="28"/>
+          <w:szCs w:val="28"/>
+        </w:rPr>
+        <w:t>мудлета</w:t>
+      </w:r>
+      <w:proofErr w:type="spellEnd"/>
+      <w:r>
+        <w:rPr>
+          <w:sz w:val="28"/>
+          <w:szCs w:val="28"/>
+        </w:rPr>
+        <w:t xml:space="preserve"> — иконки с описанием причины и длительности действия. Эмоции влияют на эффективность действий и поведение персонажа.</w:t>
       </w:r>
     </w:p>
     <w:p>
@@ -1025,29 +1024,21 @@
           <w:sz w:val="28"/>
           <w:szCs w:val="28"/>
         </w:rPr>
-        <w:lastRenderedPageBreak/>
-        <w:t xml:space="preserve">Режим строительства: переход в специальный режим, </w:t>
-      </w:r>
-      <w:r>
-        <w:rPr>
-          <w:sz w:val="28"/>
-          <w:szCs w:val="28"/>
-        </w:rPr>
-        <w:t>магазин</w:t>
-      </w:r>
-      <w:r>
-        <w:rPr>
-          <w:sz w:val="28"/>
-          <w:szCs w:val="28"/>
-        </w:rPr>
-        <w:t xml:space="preserve"> объектов, возможность ставить стены, объекты.</w:t>
-      </w:r>
-      <w:r>
-        <w:rPr>
-          <w:sz w:val="28"/>
-          <w:szCs w:val="28"/>
-        </w:rPr>
-        <w:t xml:space="preserve"> НЕ ПЕРЕЧИСЛЕНИЕ А ПОЛНОЦЕННОЕ ОПИСАНИЕ, КАК РАБОТАЕТ</w:t>
+        <w:t xml:space="preserve">Черты характера: </w:t>
+      </w:r>
+      <w:r>
+        <w:rPr>
+          <w:sz w:val="28"/>
+          <w:szCs w:val="28"/>
+        </w:rPr>
+        <w:t>набор психологических особенностей, которые влияют на поведение персонажа и доступные взаимодействия. Черты выбираются при создании персонажа и определяют, как сим будет реагировать на события, какие действия ему досту</w:t>
+      </w:r>
+      <w:r>
+        <w:rPr>
+          <w:sz w:val="28"/>
+          <w:szCs w:val="28"/>
+        </w:rPr>
+        <w:t>пны, какие вызывают дискомфорт.</w:t>
       </w:r>
     </w:p>
     <w:p>
@@ -1070,28 +1061,30 @@
           <w:sz w:val="28"/>
           <w:szCs w:val="28"/>
         </w:rPr>
-        <w:t xml:space="preserve">Редактор персонажа: </w:t>
-      </w:r>
-      <w:r>
-        <w:rPr>
-          <w:sz w:val="28"/>
-          <w:szCs w:val="28"/>
-        </w:rPr>
-        <w:t xml:space="preserve">переход в </w:t>
-      </w:r>
-      <w:r>
-        <w:rPr>
-          <w:sz w:val="28"/>
-          <w:szCs w:val="28"/>
-        </w:rPr>
-        <w:t xml:space="preserve">режим </w:t>
-      </w:r>
-      <w:r>
-        <w:rPr>
-          <w:sz w:val="28"/>
-          <w:szCs w:val="28"/>
-        </w:rPr>
-        <w:t>изменения персонажа, изменение черт характера и внешности, гардероб.</w:t>
+        <w:t xml:space="preserve">Навыки: </w:t>
+      </w:r>
+      <w:r>
+        <w:rPr>
+          <w:sz w:val="28"/>
+          <w:szCs w:val="28"/>
+        </w:rPr>
+        <w:t xml:space="preserve">система прогрессии, которая показывает, насколько </w:t>
+      </w:r>
+      <w:proofErr w:type="gramStart"/>
+      <w:r>
+        <w:rPr>
+          <w:sz w:val="28"/>
+          <w:szCs w:val="28"/>
+        </w:rPr>
+        <w:t>сим</w:t>
+      </w:r>
+      <w:proofErr w:type="gramEnd"/>
+      <w:r>
+        <w:rPr>
+          <w:sz w:val="28"/>
+          <w:szCs w:val="28"/>
+        </w:rPr>
+        <w:t xml:space="preserve"> хорош в определённой деятельности. Каждый навык имеет 10 уровней: чем выше уровень, тем эффективнее сим выполняет действия, тем больше уникальных взаимодействий ему открывается. </w:t>
       </w:r>
     </w:p>
     <w:p>
@@ -1107,68 +1100,85 @@
         <w:rPr>
           <w:sz w:val="28"/>
           <w:szCs w:val="28"/>
-          <w:highlight w:val="red"/>
-        </w:rPr>
-      </w:pPr>
-      <w:r>
-        <w:rPr>
-          <w:sz w:val="28"/>
-          <w:szCs w:val="28"/>
-          <w:highlight w:val="red"/>
-        </w:rPr>
-        <w:t xml:space="preserve">Эмоции: различные эмоциональные состояния, получение </w:t>
-      </w:r>
-      <w:proofErr w:type="spellStart"/>
-      <w:r>
-        <w:rPr>
-          <w:sz w:val="28"/>
-          <w:szCs w:val="28"/>
-          <w:highlight w:val="red"/>
-        </w:rPr>
-        <w:t>мудлетов</w:t>
-      </w:r>
-      <w:proofErr w:type="spellEnd"/>
-      <w:r>
-        <w:rPr>
-          <w:sz w:val="28"/>
-          <w:szCs w:val="28"/>
-          <w:highlight w:val="red"/>
-        </w:rPr>
-        <w:t xml:space="preserve">, принцип работы </w:t>
-      </w:r>
-      <w:proofErr w:type="spellStart"/>
-      <w:r>
-        <w:rPr>
-          <w:sz w:val="28"/>
-          <w:szCs w:val="28"/>
-          <w:highlight w:val="red"/>
-        </w:rPr>
-        <w:t>мудлетов</w:t>
-      </w:r>
-      <w:proofErr w:type="spellEnd"/>
-      <w:r>
-        <w:rPr>
-          <w:sz w:val="28"/>
-          <w:szCs w:val="28"/>
-          <w:highlight w:val="red"/>
-        </w:rPr>
-        <w:t>, влияние эмоций на действия.</w:t>
-      </w:r>
-      <w:r>
-        <w:rPr>
-          <w:sz w:val="28"/>
-          <w:szCs w:val="28"/>
-          <w:highlight w:val="red"/>
-        </w:rPr>
-        <w:t xml:space="preserve"> ГРАНИЦЫ? </w:t>
-      </w:r>
-    </w:p>
-    <w:p>
-      <w:pPr>
-        <w:spacing w:after="0" w:line="360" w:lineRule="auto"/>
-        <w:jc w:val="both"/>
-        <w:rPr>
-          <w:rFonts w:ascii="Times New Roman" w:hAnsi="Times New Roman" w:cs="Times New Roman"/>
+        </w:rPr>
+      </w:pPr>
+      <w:r>
+        <w:rPr>
+          <w:sz w:val="28"/>
+          <w:szCs w:val="28"/>
+        </w:rPr>
+        <w:t xml:space="preserve">Редактор персонажа: </w:t>
+      </w:r>
+      <w:r>
+        <w:rPr>
+          <w:sz w:val="28"/>
+          <w:szCs w:val="28"/>
+        </w:rPr>
+        <w:t xml:space="preserve">режим, позволяющий детально настроить внешность </w:t>
+      </w:r>
+      <w:r>
+        <w:rPr>
+          <w:sz w:val="28"/>
+          <w:szCs w:val="28"/>
+        </w:rPr>
+        <w:t>персонажа</w:t>
+      </w:r>
+      <w:r>
+        <w:rPr>
+          <w:sz w:val="28"/>
+          <w:szCs w:val="28"/>
+        </w:rPr>
+        <w:t xml:space="preserve">, выбрать наряды для разных случаев. </w:t>
+      </w:r>
+      <w:r>
+        <w:rPr>
+          <w:sz w:val="28"/>
+          <w:szCs w:val="28"/>
+        </w:rPr>
+        <w:t>З</w:t>
+      </w:r>
+      <w:r>
+        <w:rPr>
+          <w:sz w:val="28"/>
+          <w:szCs w:val="28"/>
+        </w:rPr>
+        <w:t>десь же задаются черты характера,</w:t>
+      </w:r>
+      <w:r>
+        <w:rPr>
+          <w:sz w:val="28"/>
+          <w:szCs w:val="28"/>
+        </w:rPr>
+        <w:t xml:space="preserve"> голос, походка,</w:t>
+      </w:r>
+      <w:r>
+        <w:rPr>
+          <w:sz w:val="28"/>
+          <w:szCs w:val="28"/>
+        </w:rPr>
+        <w:t xml:space="preserve"> возраст</w:t>
+      </w:r>
+      <w:r>
+        <w:rPr>
+          <w:sz w:val="28"/>
+          <w:szCs w:val="28"/>
+        </w:rPr>
+        <w:t>.</w:t>
+      </w:r>
+      <w:r>
+        <w:rPr>
+          <w:sz w:val="28"/>
+          <w:szCs w:val="28"/>
+        </w:rPr>
+        <w:t xml:space="preserve"> </w:t>
+      </w:r>
+    </w:p>
+    <w:p>
+      <w:pPr>
+        <w:pStyle w:val="a4"/>
+        <w:spacing w:before="0" w:beforeAutospacing="0" w:after="0" w:afterAutospacing="0" w:line="360" w:lineRule="auto"/>
+        <w:jc w:val="both"/>
+        <w:rPr>
           <w:sz w:val="28"/>
           <w:szCs w:val="28"/>
         </w:rPr>
@@ -1226,68 +1236,46 @@
           <w:sz w:val="28"/>
           <w:szCs w:val="28"/>
         </w:rPr>
-        <w:t>У</w:t>
-      </w:r>
-      <w:r>
-        <w:rPr>
-          <w:bCs/>
-          <w:sz w:val="28"/>
-          <w:szCs w:val="28"/>
-        </w:rPr>
-        <w:t>довлетворени</w:t>
-      </w:r>
-      <w:r>
-        <w:rPr>
-          <w:bCs/>
-          <w:sz w:val="28"/>
-          <w:szCs w:val="28"/>
-        </w:rPr>
-        <w:t xml:space="preserve">е </w:t>
-      </w:r>
-      <w:r>
-        <w:rPr>
-          <w:bCs/>
-          <w:sz w:val="28"/>
-          <w:szCs w:val="28"/>
-        </w:rPr>
-        <w:t>потребностей:</w:t>
-      </w:r>
-      <w:r>
-        <w:rPr>
-          <w:sz w:val="28"/>
-          <w:szCs w:val="28"/>
-        </w:rPr>
-        <w:t xml:space="preserve"> игрок управляет </w:t>
-      </w:r>
-      <w:r>
-        <w:rPr>
-          <w:sz w:val="28"/>
-          <w:szCs w:val="28"/>
-        </w:rPr>
-        <w:t>персонажем</w:t>
-      </w:r>
-      <w:r>
-        <w:rPr>
-          <w:sz w:val="28"/>
-          <w:szCs w:val="28"/>
-        </w:rPr>
-        <w:t xml:space="preserve">, </w:t>
-      </w:r>
-      <w:proofErr w:type="gramStart"/>
-      <w:r>
-        <w:rPr>
-          <w:sz w:val="28"/>
-          <w:szCs w:val="28"/>
-        </w:rPr>
-        <w:t>отслеживает</w:t>
-      </w:r>
-      <w:proofErr w:type="gramEnd"/>
-      <w:r>
-        <w:rPr>
-          <w:sz w:val="28"/>
-          <w:szCs w:val="28"/>
-        </w:rPr>
-        <w:t xml:space="preserve"> падающие шкалы и выстраивает очередь действий для их поддержания в стабильном состоянии.</w:t>
+        <w:t>Навигация и взаимодействие с миром:</w:t>
+      </w:r>
+      <w:r>
+        <w:rPr>
+          <w:sz w:val="28"/>
+          <w:szCs w:val="28"/>
+        </w:rPr>
+        <w:t xml:space="preserve"> игрок перемещает </w:t>
+      </w:r>
+      <w:proofErr w:type="spellStart"/>
+      <w:r>
+        <w:rPr>
+          <w:sz w:val="28"/>
+          <w:szCs w:val="28"/>
+        </w:rPr>
+        <w:t>сима</w:t>
+      </w:r>
+      <w:proofErr w:type="spellEnd"/>
+      <w:r>
+        <w:rPr>
+          <w:sz w:val="28"/>
+          <w:szCs w:val="28"/>
+        </w:rPr>
+        <w:t xml:space="preserve"> по лоту и между локациями, выбирает объекты и других </w:t>
+      </w:r>
+      <w:proofErr w:type="spellStart"/>
+      <w:r>
+        <w:rPr>
+          <w:sz w:val="28"/>
+          <w:szCs w:val="28"/>
+        </w:rPr>
+        <w:t>симов</w:t>
+      </w:r>
+      <w:proofErr w:type="spellEnd"/>
+      <w:r>
+        <w:rPr>
+          <w:sz w:val="28"/>
+          <w:szCs w:val="28"/>
+        </w:rPr>
+        <w:t xml:space="preserve"> для совершения социальных или функциональных действий.</w:t>
       </w:r>
     </w:p>
     <w:p>
@@ -1311,61 +1299,82 @@
           <w:sz w:val="28"/>
           <w:szCs w:val="28"/>
         </w:rPr>
-        <w:t>Навигация и взаимодействие с миром:</w:t>
-      </w:r>
-      <w:r>
-        <w:rPr>
-          <w:sz w:val="28"/>
-          <w:szCs w:val="28"/>
-        </w:rPr>
-        <w:t xml:space="preserve"> игрок перемещает </w:t>
-      </w:r>
-      <w:proofErr w:type="spellStart"/>
-      <w:r>
-        <w:rPr>
-          <w:sz w:val="28"/>
-          <w:szCs w:val="28"/>
-        </w:rPr>
-        <w:t>сима</w:t>
-      </w:r>
-      <w:proofErr w:type="spellEnd"/>
-      <w:r>
-        <w:rPr>
-          <w:sz w:val="28"/>
-          <w:szCs w:val="28"/>
-        </w:rPr>
-        <w:t xml:space="preserve"> по лоту и между локациями, выбирает объекты и других </w:t>
-      </w:r>
-      <w:proofErr w:type="spellStart"/>
-      <w:r>
-        <w:rPr>
-          <w:sz w:val="28"/>
-          <w:szCs w:val="28"/>
-        </w:rPr>
-        <w:t>симов</w:t>
-      </w:r>
-      <w:proofErr w:type="spellEnd"/>
-      <w:r>
-        <w:rPr>
-          <w:sz w:val="28"/>
-          <w:szCs w:val="28"/>
-        </w:rPr>
-        <w:t xml:space="preserve"> для совершения социальных или функциональных действий.</w:t>
-      </w:r>
-    </w:p>
-    <w:p>
-      <w:pPr>
-        <w:spacing w:after="0" w:line="360" w:lineRule="auto"/>
-        <w:jc w:val="both"/>
-        <w:rPr>
-          <w:rFonts w:ascii="Times New Roman" w:hAnsi="Times New Roman" w:cs="Times New Roman"/>
-          <w:sz w:val="28"/>
-          <w:szCs w:val="28"/>
-        </w:rPr>
-      </w:pPr>
-      <w:r>
-        <w:rPr>
-          <w:rFonts w:ascii="Times New Roman" w:hAnsi="Times New Roman" w:cs="Times New Roman"/>
+        <w:t>У</w:t>
+      </w:r>
+      <w:r>
+        <w:rPr>
+          <w:bCs/>
+          <w:sz w:val="28"/>
+          <w:szCs w:val="28"/>
+        </w:rPr>
+        <w:t>довлетворени</w:t>
+      </w:r>
+      <w:r>
+        <w:rPr>
+          <w:bCs/>
+          <w:sz w:val="28"/>
+          <w:szCs w:val="28"/>
+        </w:rPr>
+        <w:t xml:space="preserve">е </w:t>
+      </w:r>
+      <w:r>
+        <w:rPr>
+          <w:bCs/>
+          <w:sz w:val="28"/>
+          <w:szCs w:val="28"/>
+        </w:rPr>
+        <w:t>потребностей:</w:t>
+      </w:r>
+      <w:r>
+        <w:rPr>
+          <w:sz w:val="28"/>
+          <w:szCs w:val="28"/>
+        </w:rPr>
+        <w:t xml:space="preserve"> игрок управляет </w:t>
+      </w:r>
+      <w:r>
+        <w:rPr>
+          <w:sz w:val="28"/>
+          <w:szCs w:val="28"/>
+        </w:rPr>
+        <w:t>персонажем</w:t>
+      </w:r>
+      <w:r>
+        <w:rPr>
+          <w:sz w:val="28"/>
+          <w:szCs w:val="28"/>
+        </w:rPr>
+        <w:t xml:space="preserve">, </w:t>
+      </w:r>
+      <w:proofErr w:type="gramStart"/>
+      <w:r>
+        <w:rPr>
+          <w:sz w:val="28"/>
+          <w:szCs w:val="28"/>
+        </w:rPr>
+        <w:t>отслеживает</w:t>
+      </w:r>
+      <w:proofErr w:type="gramEnd"/>
+      <w:r>
+        <w:rPr>
+          <w:sz w:val="28"/>
+          <w:szCs w:val="28"/>
+        </w:rPr>
+        <w:t xml:space="preserve"> падающие шкалы и выстраивает очередь действий для их поддержания в стабильном состоянии.</w:t>
+      </w:r>
+    </w:p>
+    <w:p>
+      <w:pPr>
+        <w:pStyle w:val="a4"/>
+        <w:spacing w:before="0" w:beforeAutospacing="0" w:after="0" w:afterAutospacing="0" w:line="360" w:lineRule="auto"/>
+        <w:jc w:val="both"/>
+        <w:rPr>
+          <w:sz w:val="28"/>
+          <w:szCs w:val="28"/>
+        </w:rPr>
+      </w:pPr>
+      <w:r>
+        <w:rPr>
           <w:b/>
           <w:sz w:val="28"/>
           <w:szCs w:val="28"/>
@@ -1375,7 +1384,6 @@
       </w:r>
       <w:r>
         <w:rPr>
-          <w:rFonts w:ascii="Times New Roman" w:hAnsi="Times New Roman" w:cs="Times New Roman"/>
           <w:b/>
           <w:sz w:val="28"/>
           <w:szCs w:val="28"/>
@@ -1384,7 +1392,6 @@
       </w:r>
       <w:r>
         <w:rPr>
-          <w:rFonts w:ascii="Times New Roman" w:hAnsi="Times New Roman" w:cs="Times New Roman"/>
           <w:sz w:val="28"/>
           <w:szCs w:val="28"/>
           <w:lang w:val="en-US"/>
@@ -1435,92 +1442,8 @@
           <w:sz w:val="28"/>
           <w:szCs w:val="28"/>
         </w:rPr>
+        <w:lastRenderedPageBreak/>
         <w:t>Строительство: постройка домов, покупка и расстановка мебели, декорирование.</w:t>
-      </w:r>
-    </w:p>
-    <w:p>
-      <w:pPr>
-        <w:pStyle w:val="a4"/>
-        <w:numPr>
-          <w:ilvl w:val="0"/>
-          <w:numId w:val="4"/>
-        </w:numPr>
-        <w:spacing w:before="0" w:beforeAutospacing="0" w:after="0" w:afterAutospacing="0" w:line="360" w:lineRule="auto"/>
-        <w:ind w:left="0" w:firstLine="0"/>
-        <w:jc w:val="both"/>
-        <w:rPr>
-          <w:sz w:val="28"/>
-          <w:szCs w:val="28"/>
-          <w:highlight w:val="red"/>
-        </w:rPr>
-      </w:pPr>
-      <w:r>
-        <w:rPr>
-          <w:sz w:val="28"/>
-          <w:szCs w:val="28"/>
-          <w:highlight w:val="red"/>
-        </w:rPr>
-        <w:t>Управление эмоциональным состоянием: использование предметов и действий, что</w:t>
-      </w:r>
-      <w:r>
-        <w:rPr>
-          <w:sz w:val="28"/>
-          <w:szCs w:val="28"/>
-          <w:highlight w:val="red"/>
-        </w:rPr>
-        <w:t>бы</w:t>
-      </w:r>
-      <w:r>
-        <w:rPr>
-          <w:sz w:val="28"/>
-          <w:szCs w:val="28"/>
-          <w:highlight w:val="red"/>
-        </w:rPr>
-        <w:t xml:space="preserve"> получить</w:t>
-      </w:r>
-      <w:r>
-        <w:rPr>
-          <w:sz w:val="28"/>
-          <w:szCs w:val="28"/>
-          <w:highlight w:val="red"/>
-        </w:rPr>
-        <w:t xml:space="preserve"> </w:t>
-      </w:r>
-      <w:proofErr w:type="gramStart"/>
-      <w:r>
-        <w:rPr>
-          <w:sz w:val="28"/>
-          <w:szCs w:val="28"/>
-          <w:highlight w:val="red"/>
-        </w:rPr>
-        <w:t>нужные</w:t>
-      </w:r>
-      <w:proofErr w:type="gramEnd"/>
-      <w:r>
-        <w:rPr>
-          <w:sz w:val="28"/>
-          <w:szCs w:val="28"/>
-          <w:highlight w:val="red"/>
-        </w:rPr>
-        <w:t xml:space="preserve"> </w:t>
-      </w:r>
-      <w:proofErr w:type="spellStart"/>
-      <w:r>
-        <w:rPr>
-          <w:sz w:val="28"/>
-          <w:szCs w:val="28"/>
-          <w:highlight w:val="red"/>
-        </w:rPr>
-        <w:t>мудлеты</w:t>
-      </w:r>
-      <w:proofErr w:type="spellEnd"/>
-      <w:r>
-        <w:rPr>
-          <w:sz w:val="28"/>
-          <w:szCs w:val="28"/>
-          <w:highlight w:val="red"/>
-        </w:rPr>
-        <w:t xml:space="preserve"> для определенных бонусов и новых взаимодействий.</w:t>
       </w:r>
     </w:p>
     <w:p>
@@ -1645,25 +1568,43 @@
                 <w:sz w:val="28"/>
                 <w:szCs w:val="28"/>
               </w:rPr>
-              <w:t xml:space="preserve">Снизить однообразие, создавая уникальный  игровой опыт для каждого </w:t>
+              <w:t xml:space="preserve">Снизить однообразие, создавая уникальный игровой опыт для каждого персонажа. Повышение </w:t>
             </w:r>
-            <w:proofErr w:type="gramStart"/>
+            <w:proofErr w:type="spellStart"/>
             <w:r>
               <w:rPr>
                 <w:rFonts w:ascii="Times New Roman" w:hAnsi="Times New Roman" w:cs="Times New Roman"/>
                 <w:sz w:val="28"/>
                 <w:szCs w:val="28"/>
               </w:rPr>
-              <w:t>персонажа</w:t>
+              <w:t>реиграбельности</w:t>
             </w:r>
-            <w:proofErr w:type="gramEnd"/>
+            <w:proofErr w:type="spellEnd"/>
             <w:r>
               <w:rPr>
                 <w:rFonts w:ascii="Times New Roman" w:hAnsi="Times New Roman" w:cs="Times New Roman"/>
                 <w:sz w:val="28"/>
                 <w:szCs w:val="28"/>
               </w:rPr>
-              <w:t xml:space="preserve"> ПОВЫШЕНИЕ </w:t>
+              <w:t xml:space="preserve">: игрок будет запускать новых </w:t>
+            </w:r>
+            <w:proofErr w:type="spellStart"/>
+            <w:r>
+              <w:rPr>
+                <w:rFonts w:ascii="Times New Roman" w:hAnsi="Times New Roman" w:cs="Times New Roman"/>
+                <w:sz w:val="28"/>
+                <w:szCs w:val="28"/>
+              </w:rPr>
+              <w:t>симов</w:t>
+            </w:r>
+            <w:proofErr w:type="spellEnd"/>
+            <w:r>
+              <w:rPr>
+                <w:rFonts w:ascii="Times New Roman" w:hAnsi="Times New Roman" w:cs="Times New Roman"/>
+                <w:sz w:val="28"/>
+                <w:szCs w:val="28"/>
+              </w:rPr>
+              <w:t xml:space="preserve"> с разными наборами черт, чтобы исследовать все варианты поведения. Это напрямую увеличивает количество времени, проведённого в игре.</w:t>
             </w:r>
             <w:r>
               <w:rPr>
@@ -1671,19 +1612,8 @@
                 <w:sz w:val="28"/>
                 <w:szCs w:val="28"/>
               </w:rPr>
-              <w:lastRenderedPageBreak/>
-              <w:t>КОЛИЧЕСТВА ВРЕМЕНИ, РЕИГРАБЕЛЬНОСТЬ И ЗАЧЕМ НАМ ЭТО НУЖНО</w:t>
+              <w:t xml:space="preserve"> Чем больше игрок увлечен, тем выше вероятность покупки нового контента.</w:t>
             </w:r>
-          </w:p>
-          <w:p>
-            <w:pPr>
-              <w:spacing w:line="360" w:lineRule="auto"/>
-              <w:rPr>
-                <w:rFonts w:ascii="Times New Roman" w:hAnsi="Times New Roman" w:cs="Times New Roman"/>
-                <w:sz w:val="28"/>
-                <w:szCs w:val="28"/>
-              </w:rPr>
-            </w:pPr>
           </w:p>
         </w:tc>
       </w:tr>
@@ -1707,7 +1637,6 @@
                 <w:sz w:val="28"/>
                 <w:szCs w:val="28"/>
               </w:rPr>
-              <w:lastRenderedPageBreak/>
               <w:t>Навыки</w:t>
             </w:r>
           </w:p>
@@ -1731,7 +1660,7 @@
                 <w:sz w:val="28"/>
                 <w:szCs w:val="28"/>
               </w:rPr>
-              <w:t>Создать интерес</w:t>
+              <w:t xml:space="preserve">Создать долгосрочные цели и интерес к прогрессии. Игрок видит, как растут показатели, и стремится достичь 10 уровня, чтобы открыть новые возможности. </w:t>
             </w:r>
             <w:r>
               <w:rPr>
@@ -1739,7 +1668,7 @@
                 <w:sz w:val="28"/>
                 <w:szCs w:val="28"/>
               </w:rPr>
-              <w:t xml:space="preserve"> </w:t>
+              <w:t>И</w:t>
             </w:r>
             <w:r>
               <w:rPr>
@@ -1747,77 +1676,8 @@
                 <w:sz w:val="28"/>
                 <w:szCs w:val="28"/>
               </w:rPr>
-              <w:t xml:space="preserve">КАКОЙ  (2-АЯ ПРАКТИКА) </w:t>
+              <w:t>грок возвращается в игру снова и снова, чтобы завершить начатое развитие.</w:t>
             </w:r>
-            <w:r>
-              <w:rPr>
-                <w:rFonts w:ascii="Times New Roman" w:hAnsi="Times New Roman" w:cs="Times New Roman"/>
-                <w:sz w:val="28"/>
-                <w:szCs w:val="28"/>
-              </w:rPr>
-              <w:t xml:space="preserve">и </w:t>
-            </w:r>
-            <w:r>
-              <w:rPr>
-                <w:rFonts w:ascii="Times New Roman" w:hAnsi="Times New Roman" w:cs="Times New Roman"/>
-                <w:sz w:val="28"/>
-                <w:szCs w:val="28"/>
-                <w:highlight w:val="green"/>
-              </w:rPr>
-              <w:t>долгосрочные цели</w:t>
-            </w:r>
-            <w:proofErr w:type="gramStart"/>
-            <w:r>
-              <w:rPr>
-                <w:rFonts w:ascii="Times New Roman" w:hAnsi="Times New Roman" w:cs="Times New Roman"/>
-                <w:sz w:val="28"/>
-                <w:szCs w:val="28"/>
-              </w:rPr>
-              <w:t xml:space="preserve"> К</w:t>
-            </w:r>
-            <w:proofErr w:type="gramEnd"/>
-            <w:r>
-              <w:rPr>
-                <w:rFonts w:ascii="Times New Roman" w:hAnsi="Times New Roman" w:cs="Times New Roman"/>
-                <w:sz w:val="28"/>
-                <w:szCs w:val="28"/>
-              </w:rPr>
-              <w:t xml:space="preserve"> ЧЕМУ ПРИВЕДЕТ</w:t>
-            </w:r>
-            <w:r>
-              <w:rPr>
-                <w:rFonts w:ascii="Times New Roman" w:hAnsi="Times New Roman" w:cs="Times New Roman"/>
-                <w:sz w:val="28"/>
-                <w:szCs w:val="28"/>
-              </w:rPr>
-              <w:t>, вызвать ощущение прогресса и роста</w:t>
-            </w:r>
-            <w:r>
-              <w:rPr>
-                <w:rFonts w:ascii="Times New Roman" w:hAnsi="Times New Roman" w:cs="Times New Roman"/>
-                <w:sz w:val="28"/>
-                <w:szCs w:val="28"/>
-              </w:rPr>
-              <w:t>, удержание</w:t>
-            </w:r>
-            <w:r>
-              <w:rPr>
-                <w:rFonts w:ascii="Times New Roman" w:hAnsi="Times New Roman" w:cs="Times New Roman"/>
-                <w:sz w:val="28"/>
-                <w:szCs w:val="28"/>
-              </w:rPr>
-              <w:t xml:space="preserve"> ИГРОК БУДЕТ ВОЗВРАЩАТЬСЯ В ИГРУ</w:t>
-            </w:r>
-          </w:p>
-          <w:p>
-            <w:pPr>
-              <w:spacing w:line="360" w:lineRule="auto"/>
-              <w:rPr>
-                <w:rFonts w:ascii="Times New Roman" w:hAnsi="Times New Roman" w:cs="Times New Roman"/>
-                <w:sz w:val="28"/>
-                <w:szCs w:val="28"/>
-              </w:rPr>
-            </w:pPr>
           </w:p>
         </w:tc>
       </w:tr>
@@ -1858,14 +1718,13 @@
                 <w:szCs w:val="28"/>
               </w:rPr>
             </w:pPr>
-            <w:proofErr w:type="gramStart"/>
             <w:r>
               <w:rPr>
                 <w:rFonts w:ascii="Times New Roman" w:hAnsi="Times New Roman" w:cs="Times New Roman"/>
                 <w:sz w:val="28"/>
                 <w:szCs w:val="28"/>
               </w:rPr>
-              <w:t>Добавить возможность творчества</w:t>
+              <w:t>Добавить возможность творчества, что расширяет геймплей и создает интерес к самовыражению. Позволяет привлечь аудиторию, которой интересна архитектура и дизайн. Бесконечные возможности строительства и декорирования  увеличивают общее игровое время.</w:t>
             </w:r>
             <w:r>
               <w:rPr>
@@ -1873,54 +1732,8 @@
                 <w:sz w:val="28"/>
                 <w:szCs w:val="28"/>
               </w:rPr>
-              <w:t xml:space="preserve"> ЗАЧЕМ</w:t>
+              <w:t xml:space="preserve"> Позволяет продавать новые наборы мебели.</w:t>
             </w:r>
-            <w:r>
-              <w:rPr>
-                <w:rFonts w:ascii="Times New Roman" w:hAnsi="Times New Roman" w:cs="Times New Roman"/>
-                <w:sz w:val="28"/>
-                <w:szCs w:val="28"/>
-              </w:rPr>
-              <w:t xml:space="preserve">, добавить новый </w:t>
-            </w:r>
-            <w:proofErr w:type="spellStart"/>
-            <w:r>
-              <w:rPr>
-                <w:rFonts w:ascii="Times New Roman" w:hAnsi="Times New Roman" w:cs="Times New Roman"/>
-                <w:sz w:val="28"/>
-                <w:szCs w:val="28"/>
-              </w:rPr>
-              <w:t>геймплей</w:t>
-            </w:r>
-            <w:proofErr w:type="spellEnd"/>
-            <w:r>
-              <w:rPr>
-                <w:rFonts w:ascii="Times New Roman" w:hAnsi="Times New Roman" w:cs="Times New Roman"/>
-                <w:sz w:val="28"/>
-                <w:szCs w:val="28"/>
-              </w:rPr>
-              <w:t xml:space="preserve"> и </w:t>
-            </w:r>
-            <w:r>
-              <w:rPr>
-                <w:rFonts w:ascii="Times New Roman" w:hAnsi="Times New Roman" w:cs="Times New Roman"/>
-                <w:sz w:val="28"/>
-                <w:szCs w:val="28"/>
-                <w:highlight w:val="green"/>
-              </w:rPr>
-              <w:t>расширить аудиторию за счет игроков, которым интересно строительство</w:t>
-            </w:r>
-            <w:proofErr w:type="gramEnd"/>
-          </w:p>
-          <w:p>
-            <w:pPr>
-              <w:spacing w:line="360" w:lineRule="auto"/>
-              <w:rPr>
-                <w:rFonts w:ascii="Times New Roman" w:hAnsi="Times New Roman" w:cs="Times New Roman"/>
-                <w:sz w:val="28"/>
-                <w:szCs w:val="28"/>
-              </w:rPr>
-            </w:pPr>
           </w:p>
         </w:tc>
       </w:tr>
@@ -1961,22 +1774,14 @@
                 <w:szCs w:val="28"/>
               </w:rPr>
             </w:pPr>
+            <w:proofErr w:type="gramStart"/>
             <w:r>
               <w:rPr>
                 <w:rFonts w:ascii="Times New Roman" w:hAnsi="Times New Roman" w:cs="Times New Roman"/>
                 <w:sz w:val="28"/>
                 <w:szCs w:val="28"/>
               </w:rPr>
-              <w:t xml:space="preserve">Добавить новый геймплей, </w:t>
-            </w:r>
-            <w:r>
-              <w:rPr>
-                <w:rFonts w:ascii="Times New Roman" w:hAnsi="Times New Roman" w:cs="Times New Roman"/>
-                <w:sz w:val="28"/>
-                <w:szCs w:val="28"/>
-                <w:highlight w:val="red"/>
-              </w:rPr>
-              <w:t>вызвать эмоции и привязанность к персонажу,</w:t>
+              <w:t>Добавить новый геймплей, расширить аудиторию за счет игроков, которым интересно одевать персонажей</w:t>
             </w:r>
             <w:r>
               <w:rPr>
@@ -1984,16 +1789,16 @@
                 <w:sz w:val="28"/>
                 <w:szCs w:val="28"/>
               </w:rPr>
-              <w:t xml:space="preserve"> </w:t>
+              <w:t>.</w:t>
             </w:r>
+            <w:proofErr w:type="gramEnd"/>
             <w:r>
               <w:rPr>
                 <w:rFonts w:ascii="Times New Roman" w:hAnsi="Times New Roman" w:cs="Times New Roman"/>
                 <w:sz w:val="28"/>
                 <w:szCs w:val="28"/>
-                <w:highlight w:val="green"/>
               </w:rPr>
-              <w:t>расширить аудиторию за счет игроков, которым интересно одевать персонажей</w:t>
+              <w:t xml:space="preserve"> Заинтересованные игроки могут покупать наборы ради новой одежды.</w:t>
             </w:r>
           </w:p>
           <w:p>
@@ -2020,7 +1825,6 @@
                 <w:rFonts w:ascii="Times New Roman" w:hAnsi="Times New Roman" w:cs="Times New Roman"/>
                 <w:sz w:val="28"/>
                 <w:szCs w:val="28"/>
-                <w:highlight w:val="red"/>
               </w:rPr>
             </w:pPr>
             <w:r>
@@ -2028,8 +1832,8 @@
                 <w:rFonts w:ascii="Times New Roman" w:hAnsi="Times New Roman" w:cs="Times New Roman"/>
                 <w:sz w:val="28"/>
                 <w:szCs w:val="28"/>
-                <w:highlight w:val="red"/>
               </w:rPr>
+              <w:lastRenderedPageBreak/>
               <w:t>Эмоции</w:t>
             </w:r>
             <w:r>
@@ -2037,7 +1841,6 @@
                 <w:rFonts w:ascii="Times New Roman" w:hAnsi="Times New Roman" w:cs="Times New Roman"/>
                 <w:sz w:val="28"/>
                 <w:szCs w:val="28"/>
-                <w:highlight w:val="red"/>
               </w:rPr>
               <w:t xml:space="preserve"> </w:t>
             </w:r>
@@ -2054,7 +1857,6 @@
                 <w:rFonts w:ascii="Times New Roman" w:hAnsi="Times New Roman" w:cs="Times New Roman"/>
                 <w:sz w:val="28"/>
                 <w:szCs w:val="28"/>
-                <w:highlight w:val="red"/>
               </w:rPr>
             </w:pPr>
             <w:r>
@@ -2062,24 +1864,63 @@
                 <w:rFonts w:ascii="Times New Roman" w:hAnsi="Times New Roman" w:cs="Times New Roman"/>
                 <w:sz w:val="28"/>
                 <w:szCs w:val="28"/>
-                <w:highlight w:val="red"/>
               </w:rPr>
-              <w:t>Добавить глубины в принятие решений</w:t>
+              <w:t>Делает игровой процесс менее предсказуемым</w:t>
+            </w:r>
+            <w:r>
+              <w:rPr>
+                <w:rFonts w:ascii="Times New Roman" w:hAnsi="Times New Roman" w:cs="Times New Roman"/>
+                <w:sz w:val="28"/>
+                <w:szCs w:val="28"/>
+              </w:rPr>
+              <w:t>,</w:t>
+            </w:r>
+            <w:r>
+              <w:rPr>
+                <w:rFonts w:ascii="Times New Roman" w:hAnsi="Times New Roman" w:cs="Times New Roman"/>
+                <w:sz w:val="28"/>
+                <w:szCs w:val="28"/>
+              </w:rPr>
+              <w:t xml:space="preserve"> повышает вовлеченность и </w:t>
+            </w:r>
+            <w:proofErr w:type="spellStart"/>
+            <w:r>
+              <w:rPr>
+                <w:rFonts w:ascii="Times New Roman" w:hAnsi="Times New Roman" w:cs="Times New Roman"/>
+                <w:sz w:val="28"/>
+                <w:szCs w:val="28"/>
+              </w:rPr>
+              <w:t>реиграбельность</w:t>
+            </w:r>
+            <w:proofErr w:type="spellEnd"/>
+            <w:r>
+              <w:rPr>
+                <w:rFonts w:ascii="Times New Roman" w:hAnsi="Times New Roman" w:cs="Times New Roman"/>
+                <w:sz w:val="28"/>
+                <w:szCs w:val="28"/>
+              </w:rPr>
+              <w:t>.</w:t>
+            </w:r>
+            <w:r>
+              <w:rPr>
+                <w:rFonts w:ascii="Times New Roman" w:hAnsi="Times New Roman" w:cs="Times New Roman"/>
+                <w:sz w:val="28"/>
+                <w:szCs w:val="28"/>
+              </w:rPr>
+              <w:t xml:space="preserve"> </w:t>
+            </w:r>
+            <w:r>
+              <w:rPr>
+                <w:rFonts w:ascii="Times New Roman" w:hAnsi="Times New Roman" w:cs="Times New Roman"/>
+                <w:sz w:val="28"/>
+                <w:szCs w:val="28"/>
+              </w:rPr>
+              <w:t>Чем больше игрок увлечен, тем выше вероятность покупки нового контента.</w:t>
             </w:r>
           </w:p>
         </w:tc>
       </w:tr>
     </w:tbl>
-    <w:p>
-      <w:pPr>
-        <w:spacing w:after="0" w:line="360" w:lineRule="auto"/>
-        <w:rPr>
-          <w:rFonts w:ascii="Times New Roman" w:hAnsi="Times New Roman" w:cs="Times New Roman"/>
-          <w:sz w:val="28"/>
-          <w:szCs w:val="28"/>
-        </w:rPr>
-      </w:pPr>
-    </w:p>
     <w:p>
       <w:pPr>
         <w:spacing w:after="0" w:line="360" w:lineRule="auto"/>
@@ -2188,31 +2029,25 @@
           <w:sz w:val="28"/>
           <w:szCs w:val="28"/>
         </w:rPr>
-        <w:t>У</w:t>
-      </w:r>
-      <w:r>
-        <w:rPr>
-          <w:rFonts w:ascii="Times New Roman" w:hAnsi="Times New Roman" w:cs="Times New Roman"/>
-          <w:sz w:val="28"/>
-          <w:szCs w:val="28"/>
-        </w:rPr>
-        <w:t xml:space="preserve"> каждой </w:t>
-      </w:r>
-      <w:r>
-        <w:rPr>
-          <w:rFonts w:ascii="Times New Roman" w:hAnsi="Times New Roman" w:cs="Times New Roman"/>
-          <w:sz w:val="28"/>
-          <w:szCs w:val="28"/>
-        </w:rPr>
-        <w:t>семьи есть дневник, где отмечаются важные моменты жизни семьи. Можно добавлять заметки, фотографии. Есть семейное древо, где можно посмотреть информацию обо всех персонажах.</w:t>
-      </w:r>
-      <w:r>
-        <w:rPr>
-          <w:rFonts w:ascii="Times New Roman" w:hAnsi="Times New Roman" w:cs="Times New Roman"/>
-          <w:sz w:val="28"/>
-          <w:szCs w:val="28"/>
-        </w:rPr>
-        <w:t xml:space="preserve"> ЧУТЬ ПОДРОБНЕЕ, НО В ЦЕЛОМ ХОРОШО</w:t>
+        <w:t xml:space="preserve">У каждой семьи появляется интерактивный дневник, доступный через интерфейс или специальный объект в доме. В альбом автоматически добавляются записи о ключевых событиях: первая любовь, свадьба, рождение ребёнка, повышение в карьере, смерть </w:t>
+      </w:r>
+      <w:proofErr w:type="spellStart"/>
+      <w:r>
+        <w:rPr>
+          <w:rFonts w:ascii="Times New Roman" w:hAnsi="Times New Roman" w:cs="Times New Roman"/>
+          <w:sz w:val="28"/>
+          <w:szCs w:val="28"/>
+        </w:rPr>
+        <w:t>сима</w:t>
+      </w:r>
+      <w:proofErr w:type="spellEnd"/>
+      <w:r>
+        <w:rPr>
+          <w:rFonts w:ascii="Times New Roman" w:hAnsi="Times New Roman" w:cs="Times New Roman"/>
+          <w:sz w:val="28"/>
+          <w:szCs w:val="28"/>
+        </w:rPr>
+        <w:t>. Игрок может вручную делать заметки, добавлять скриншоты. Также в альбом встроено расширенное семейное древо с возможностью просмотра информации о каждом члене семьи (черты характера, достижения, профессия и другое).</w:t>
       </w:r>
     </w:p>
     <w:p>
@@ -2326,49 +2161,58 @@
           <w:sz w:val="28"/>
           <w:szCs w:val="28"/>
         </w:rPr>
-        <w:t>Расширение системы навыков. После достижения 10 уровня навыка открывается шкала мастерство</w:t>
-      </w:r>
-      <w:r>
-        <w:rPr>
-          <w:rFonts w:ascii="Times New Roman" w:hAnsi="Times New Roman" w:cs="Times New Roman"/>
-          <w:sz w:val="28"/>
-          <w:szCs w:val="28"/>
-        </w:rPr>
-        <w:t xml:space="preserve"> ОПИСАНИЕ</w:t>
-      </w:r>
-      <w:r>
-        <w:rPr>
-          <w:rFonts w:ascii="Times New Roman" w:hAnsi="Times New Roman" w:cs="Times New Roman"/>
-          <w:sz w:val="28"/>
-          <w:szCs w:val="28"/>
-        </w:rPr>
-        <w:t>. Каждый ранг требует выполнения определённых заданий связанных с навыком.</w:t>
-      </w:r>
-      <w:r>
-        <w:rPr>
-          <w:rFonts w:ascii="Times New Roman" w:hAnsi="Times New Roman" w:cs="Times New Roman"/>
-          <w:sz w:val="28"/>
-          <w:szCs w:val="28"/>
-        </w:rPr>
-        <w:t xml:space="preserve"> КАК ОТРАЖАЕТСЯ НА ИГРЕ!!!</w:t>
-      </w:r>
-    </w:p>
-    <w:p>
-      <w:pPr>
-        <w:spacing w:after="0" w:line="360" w:lineRule="auto"/>
-        <w:jc w:val="both"/>
-        <w:rPr>
-          <w:rFonts w:ascii="Times New Roman" w:hAnsi="Times New Roman" w:cs="Times New Roman"/>
-          <w:sz w:val="28"/>
-          <w:szCs w:val="28"/>
-        </w:rPr>
-      </w:pPr>
-      <w:r>
-        <w:rPr>
-          <w:rFonts w:ascii="Times New Roman" w:hAnsi="Times New Roman" w:cs="Times New Roman"/>
-          <w:sz w:val="28"/>
-          <w:szCs w:val="28"/>
-        </w:rPr>
+        <w:t xml:space="preserve">Расширение системы навыков. После достижения 10 уровня навыка открывается шкала «Мастерство», которая состоит из 5 рангов (Ученик - Подмастерье - Мастер - Эксперт - Легенда). </w:t>
+      </w:r>
+      <w:r>
+        <w:rPr>
+          <w:rFonts w:ascii="Times New Roman" w:hAnsi="Times New Roman" w:cs="Times New Roman"/>
+          <w:sz w:val="28"/>
+          <w:szCs w:val="28"/>
+        </w:rPr>
+        <w:t>Каждый ранг требует выполнения определённых заданий связанных с навыком.</w:t>
+      </w:r>
+      <w:r>
+        <w:rPr>
+          <w:rFonts w:ascii="Times New Roman" w:hAnsi="Times New Roman" w:cs="Times New Roman"/>
+          <w:sz w:val="28"/>
+          <w:szCs w:val="28"/>
+        </w:rPr>
+        <w:t xml:space="preserve"> </w:t>
+      </w:r>
+      <w:r>
+        <w:rPr>
+          <w:rFonts w:ascii="Times New Roman" w:hAnsi="Times New Roman" w:cs="Times New Roman"/>
+          <w:sz w:val="28"/>
+          <w:szCs w:val="28"/>
+        </w:rPr>
+        <w:t xml:space="preserve">Повышение ранга даёт уникальные бонусы: эксклюзивные предметы, новые взаимодействия, </w:t>
+      </w:r>
+      <w:r>
+        <w:rPr>
+          <w:rFonts w:ascii="Times New Roman" w:hAnsi="Times New Roman" w:cs="Times New Roman"/>
+          <w:sz w:val="28"/>
+          <w:szCs w:val="28"/>
+        </w:rPr>
+        <w:t>черты характера.</w:t>
+      </w:r>
+    </w:p>
+    <w:p>
+      <w:pPr>
+        <w:spacing w:after="0" w:line="360" w:lineRule="auto"/>
+        <w:jc w:val="both"/>
+        <w:rPr>
+          <w:rFonts w:ascii="Times New Roman" w:hAnsi="Times New Roman" w:cs="Times New Roman"/>
+          <w:sz w:val="28"/>
+          <w:szCs w:val="28"/>
+        </w:rPr>
+      </w:pPr>
+      <w:r>
+        <w:rPr>
+          <w:rFonts w:ascii="Times New Roman" w:hAnsi="Times New Roman" w:cs="Times New Roman"/>
+          <w:sz w:val="28"/>
+          <w:szCs w:val="28"/>
+        </w:rPr>
+        <w:lastRenderedPageBreak/>
         <w:t xml:space="preserve">Благодаря этой </w:t>
       </w:r>
       <w:proofErr w:type="spellStart"/>
@@ -2440,66 +2284,319 @@
           <w:sz w:val="28"/>
           <w:szCs w:val="28"/>
         </w:rPr>
-        <w:t>Жизненные цели, которые отображаются у всех взрослых членов семьи. Выполнение всех заданий может потребовать наличие нескольких поколений.</w:t>
-      </w:r>
-      <w:r>
-        <w:rPr>
-          <w:rFonts w:ascii="Times New Roman" w:hAnsi="Times New Roman" w:cs="Times New Roman"/>
-          <w:sz w:val="28"/>
-          <w:szCs w:val="28"/>
-        </w:rPr>
-        <w:t xml:space="preserve"> МАЛО ОПИСАНИЯ, ДОЛЖНО КАК-ТО БЫТЬ РЕАЛИЗОВАНО И ВЛИЯТЬ!!!!</w:t>
-      </w:r>
+        <w:t>Система долгосрочных целей</w:t>
+      </w:r>
+      <w:r>
+        <w:rPr>
+          <w:rFonts w:ascii="Times New Roman" w:hAnsi="Times New Roman" w:cs="Times New Roman"/>
+          <w:sz w:val="28"/>
+          <w:szCs w:val="28"/>
+        </w:rPr>
+        <w:t>, работающих аналогично жизненным целям</w:t>
+      </w:r>
+      <w:r>
+        <w:rPr>
+          <w:rFonts w:ascii="Times New Roman" w:hAnsi="Times New Roman" w:cs="Times New Roman"/>
+          <w:sz w:val="28"/>
+          <w:szCs w:val="28"/>
+        </w:rPr>
+        <w:t xml:space="preserve">, </w:t>
+      </w:r>
+      <w:r>
+        <w:rPr>
+          <w:rFonts w:ascii="Times New Roman" w:hAnsi="Times New Roman" w:cs="Times New Roman"/>
+          <w:sz w:val="28"/>
+          <w:szCs w:val="28"/>
+        </w:rPr>
+        <w:t>но они</w:t>
+      </w:r>
+      <w:r>
+        <w:rPr>
+          <w:rFonts w:ascii="Times New Roman" w:hAnsi="Times New Roman" w:cs="Times New Roman"/>
+          <w:sz w:val="28"/>
+          <w:szCs w:val="28"/>
+        </w:rPr>
+        <w:t xml:space="preserve"> привязаны не к одному </w:t>
+      </w:r>
+      <w:proofErr w:type="spellStart"/>
+      <w:r>
+        <w:rPr>
+          <w:rFonts w:ascii="Times New Roman" w:hAnsi="Times New Roman" w:cs="Times New Roman"/>
+          <w:sz w:val="28"/>
+          <w:szCs w:val="28"/>
+        </w:rPr>
+        <w:t>симу</w:t>
+      </w:r>
+      <w:proofErr w:type="spellEnd"/>
+      <w:r>
+        <w:rPr>
+          <w:rFonts w:ascii="Times New Roman" w:hAnsi="Times New Roman" w:cs="Times New Roman"/>
+          <w:sz w:val="28"/>
+          <w:szCs w:val="28"/>
+        </w:rPr>
+        <w:t xml:space="preserve">, а ко всей семье. </w:t>
+      </w:r>
+      <w:r>
+        <w:rPr>
+          <w:rFonts w:ascii="Times New Roman" w:hAnsi="Times New Roman" w:cs="Times New Roman"/>
+          <w:sz w:val="28"/>
+          <w:szCs w:val="28"/>
+        </w:rPr>
+        <w:t>Выполнение всех заданий может потребовать наличие нескольких поколений.</w:t>
+      </w:r>
+      <w:r>
+        <w:rPr>
+          <w:rFonts w:ascii="Times New Roman" w:hAnsi="Times New Roman" w:cs="Times New Roman"/>
+          <w:sz w:val="28"/>
+          <w:szCs w:val="28"/>
+        </w:rPr>
+        <w:t xml:space="preserve"> </w:t>
+      </w:r>
+      <w:r>
+        <w:rPr>
+          <w:rFonts w:ascii="Times New Roman" w:hAnsi="Times New Roman" w:cs="Times New Roman"/>
+          <w:sz w:val="28"/>
+          <w:szCs w:val="28"/>
+        </w:rPr>
+        <w:t xml:space="preserve">Выполнение задания дает уникальный предмет и </w:t>
+      </w:r>
+      <w:r>
+        <w:rPr>
+          <w:rFonts w:ascii="Times New Roman" w:hAnsi="Times New Roman" w:cs="Times New Roman"/>
+          <w:sz w:val="28"/>
+          <w:szCs w:val="28"/>
+        </w:rPr>
+        <w:t xml:space="preserve">дополнительную </w:t>
+      </w:r>
+      <w:r>
+        <w:rPr>
+          <w:rFonts w:ascii="Times New Roman" w:hAnsi="Times New Roman" w:cs="Times New Roman"/>
+          <w:sz w:val="28"/>
+          <w:szCs w:val="28"/>
+        </w:rPr>
+        <w:t>черту характ</w:t>
+      </w:r>
+      <w:r>
+        <w:rPr>
+          <w:rFonts w:ascii="Times New Roman" w:hAnsi="Times New Roman" w:cs="Times New Roman"/>
+          <w:sz w:val="28"/>
+          <w:szCs w:val="28"/>
+        </w:rPr>
+        <w:t>ера, которую получают</w:t>
+      </w:r>
+      <w:r>
+        <w:rPr>
+          <w:rFonts w:ascii="Times New Roman" w:hAnsi="Times New Roman" w:cs="Times New Roman"/>
+          <w:sz w:val="28"/>
+          <w:szCs w:val="28"/>
+        </w:rPr>
+        <w:t xml:space="preserve"> все персонажи в семье старше «малышей». Дети этих персонажей также будут получать эту черту характера при достижении возрастной стадии «ребенок».</w:t>
+      </w:r>
+    </w:p>
+    <w:p>
+      <w:pPr>
+        <w:spacing w:after="0" w:line="360" w:lineRule="auto"/>
+        <w:jc w:val="both"/>
+        <w:rPr>
+          <w:rFonts w:ascii="Times New Roman" w:hAnsi="Times New Roman" w:cs="Times New Roman"/>
+          <w:sz w:val="28"/>
+          <w:szCs w:val="28"/>
+        </w:rPr>
+      </w:pPr>
+      <w:r>
+        <w:rPr>
+          <w:rFonts w:ascii="Times New Roman" w:hAnsi="Times New Roman" w:cs="Times New Roman"/>
+          <w:sz w:val="28"/>
+          <w:szCs w:val="28"/>
+        </w:rPr>
+        <w:t xml:space="preserve">Достижения династий мотивируют игрока развивать семью на протяжении многих поколений, а не бросать сохранение после достижения целей одного </w:t>
+      </w:r>
+      <w:proofErr w:type="spellStart"/>
+      <w:r>
+        <w:rPr>
+          <w:rFonts w:ascii="Times New Roman" w:hAnsi="Times New Roman" w:cs="Times New Roman"/>
+          <w:sz w:val="28"/>
+          <w:szCs w:val="28"/>
+        </w:rPr>
+        <w:t>сима</w:t>
+      </w:r>
+      <w:proofErr w:type="spellEnd"/>
+      <w:r>
+        <w:rPr>
+          <w:rFonts w:ascii="Times New Roman" w:hAnsi="Times New Roman" w:cs="Times New Roman"/>
+          <w:sz w:val="28"/>
+          <w:szCs w:val="28"/>
+        </w:rPr>
+        <w:t>.</w:t>
+      </w:r>
+    </w:p>
+    <w:p>
+      <w:pPr>
+        <w:spacing w:after="0" w:line="360" w:lineRule="auto"/>
+        <w:jc w:val="both"/>
+        <w:rPr>
+          <w:rFonts w:ascii="Times New Roman" w:hAnsi="Times New Roman" w:cs="Times New Roman"/>
+          <w:sz w:val="28"/>
+          <w:szCs w:val="28"/>
+        </w:rPr>
+      </w:pPr>
+    </w:p>
+    <w:p>
+      <w:pPr>
+        <w:spacing w:after="0" w:line="360" w:lineRule="auto"/>
+        <w:jc w:val="both"/>
+        <w:rPr>
+          <w:rFonts w:ascii="Times New Roman" w:hAnsi="Times New Roman" w:cs="Times New Roman"/>
+          <w:sz w:val="28"/>
+          <w:szCs w:val="28"/>
+        </w:rPr>
+      </w:pPr>
+    </w:p>
+    <w:p>
+      <w:pPr>
+        <w:spacing w:after="0" w:line="360" w:lineRule="auto"/>
+        <w:jc w:val="both"/>
+        <w:rPr>
+          <w:rFonts w:ascii="Times New Roman" w:hAnsi="Times New Roman" w:cs="Times New Roman"/>
+          <w:sz w:val="28"/>
+          <w:szCs w:val="28"/>
+        </w:rPr>
+      </w:pPr>
+    </w:p>
+    <w:p>
+      <w:pPr>
+        <w:spacing w:after="0" w:line="360" w:lineRule="auto"/>
+        <w:jc w:val="both"/>
+        <w:rPr>
+          <w:rFonts w:ascii="Times New Roman" w:hAnsi="Times New Roman" w:cs="Times New Roman"/>
+          <w:sz w:val="28"/>
+          <w:szCs w:val="28"/>
+        </w:rPr>
+      </w:pPr>
+    </w:p>
+    <w:p>
+      <w:pPr>
+        <w:spacing w:after="0" w:line="360" w:lineRule="auto"/>
+        <w:jc w:val="both"/>
+        <w:rPr>
+          <w:rFonts w:ascii="Times New Roman" w:hAnsi="Times New Roman" w:cs="Times New Roman"/>
+          <w:sz w:val="28"/>
+          <w:szCs w:val="28"/>
+        </w:rPr>
+      </w:pPr>
+    </w:p>
+    <w:p>
+      <w:pPr>
+        <w:spacing w:after="0" w:line="360" w:lineRule="auto"/>
+        <w:jc w:val="both"/>
+        <w:rPr>
+          <w:rFonts w:ascii="Times New Roman" w:hAnsi="Times New Roman" w:cs="Times New Roman"/>
+          <w:sz w:val="28"/>
+          <w:szCs w:val="28"/>
+        </w:rPr>
+      </w:pPr>
+    </w:p>
+    <w:p>
+      <w:pPr>
+        <w:spacing w:after="0" w:line="360" w:lineRule="auto"/>
+        <w:jc w:val="both"/>
+        <w:rPr>
+          <w:rFonts w:ascii="Times New Roman" w:hAnsi="Times New Roman" w:cs="Times New Roman"/>
+          <w:sz w:val="28"/>
+          <w:szCs w:val="28"/>
+        </w:rPr>
+      </w:pPr>
+    </w:p>
+    <w:p>
+      <w:pPr>
+        <w:spacing w:after="0" w:line="360" w:lineRule="auto"/>
+        <w:jc w:val="both"/>
+        <w:rPr>
+          <w:rFonts w:ascii="Times New Roman" w:hAnsi="Times New Roman" w:cs="Times New Roman"/>
+          <w:sz w:val="28"/>
+          <w:szCs w:val="28"/>
+        </w:rPr>
+      </w:pPr>
+    </w:p>
+    <w:p>
+      <w:pPr>
+        <w:spacing w:after="0" w:line="360" w:lineRule="auto"/>
+        <w:jc w:val="both"/>
+        <w:rPr>
+          <w:rFonts w:ascii="Times New Roman" w:hAnsi="Times New Roman" w:cs="Times New Roman"/>
+          <w:sz w:val="28"/>
+          <w:szCs w:val="28"/>
+        </w:rPr>
+      </w:pPr>
+    </w:p>
+    <w:p>
+      <w:pPr>
+        <w:spacing w:after="0" w:line="360" w:lineRule="auto"/>
+        <w:jc w:val="both"/>
+        <w:rPr>
+          <w:rFonts w:ascii="Times New Roman" w:hAnsi="Times New Roman" w:cs="Times New Roman"/>
+          <w:sz w:val="28"/>
+          <w:szCs w:val="28"/>
+        </w:rPr>
+      </w:pPr>
+    </w:p>
+    <w:p>
+      <w:pPr>
+        <w:spacing w:after="0" w:line="360" w:lineRule="auto"/>
+        <w:jc w:val="both"/>
+        <w:rPr>
+          <w:rFonts w:ascii="Times New Roman" w:hAnsi="Times New Roman" w:cs="Times New Roman"/>
+          <w:sz w:val="28"/>
+          <w:szCs w:val="28"/>
+        </w:rPr>
+      </w:pPr>
+    </w:p>
+    <w:p>
+      <w:pPr>
+        <w:spacing w:after="0" w:line="360" w:lineRule="auto"/>
+        <w:jc w:val="both"/>
+        <w:rPr>
+          <w:rFonts w:ascii="Times New Roman" w:hAnsi="Times New Roman" w:cs="Times New Roman"/>
+          <w:sz w:val="28"/>
+          <w:szCs w:val="28"/>
+        </w:rPr>
+      </w:pPr>
+    </w:p>
+    <w:p>
+      <w:pPr>
+        <w:spacing w:after="0" w:line="360" w:lineRule="auto"/>
+        <w:jc w:val="both"/>
+        <w:rPr>
+          <w:rFonts w:ascii="Times New Roman" w:hAnsi="Times New Roman" w:cs="Times New Roman"/>
+          <w:sz w:val="28"/>
+          <w:szCs w:val="28"/>
+        </w:rPr>
+      </w:pPr>
       <w:bookmarkStart w:id="0" w:name="_GoBack"/>
       <w:bookmarkEnd w:id="0"/>
     </w:p>
     <w:p>
       <w:pPr>
         <w:spacing w:after="0" w:line="360" w:lineRule="auto"/>
-        <w:jc w:val="both"/>
-        <w:rPr>
-          <w:rFonts w:ascii="Times New Roman" w:hAnsi="Times New Roman" w:cs="Times New Roman"/>
-          <w:sz w:val="28"/>
-          <w:szCs w:val="28"/>
-        </w:rPr>
-      </w:pPr>
-      <w:r>
-        <w:rPr>
-          <w:rFonts w:ascii="Times New Roman" w:hAnsi="Times New Roman" w:cs="Times New Roman"/>
-          <w:sz w:val="28"/>
-          <w:szCs w:val="28"/>
-        </w:rPr>
-        <w:t xml:space="preserve">Эта </w:t>
-      </w:r>
-      <w:proofErr w:type="spellStart"/>
-      <w:r>
-        <w:rPr>
-          <w:rFonts w:ascii="Times New Roman" w:hAnsi="Times New Roman" w:cs="Times New Roman"/>
-          <w:sz w:val="28"/>
-          <w:szCs w:val="28"/>
-        </w:rPr>
-        <w:t>фича</w:t>
-      </w:r>
-      <w:proofErr w:type="spellEnd"/>
-      <w:r>
-        <w:rPr>
-          <w:rFonts w:ascii="Times New Roman" w:hAnsi="Times New Roman" w:cs="Times New Roman"/>
-          <w:sz w:val="28"/>
-          <w:szCs w:val="28"/>
-        </w:rPr>
-        <w:t xml:space="preserve"> мотивирует игрока дольше развивать семью своих персонажей, чтобы выполнить выбранную жизненную цель.</w:t>
-      </w:r>
-    </w:p>
-    <w:p>
-      <w:pPr>
-        <w:spacing w:after="0" w:line="360" w:lineRule="auto"/>
-        <w:jc w:val="both"/>
-        <w:rPr>
-          <w:rFonts w:ascii="Times New Roman" w:hAnsi="Times New Roman" w:cs="Times New Roman"/>
-          <w:sz w:val="28"/>
-          <w:szCs w:val="28"/>
-        </w:rPr>
-      </w:pPr>
+        <w:contextualSpacing/>
+        <w:jc w:val="both"/>
+        <w:rPr>
+          <w:rFonts w:ascii="Times New Roman" w:eastAsia="Times New Roman" w:hAnsi="Times New Roman" w:cs="Times New Roman"/>
+          <w:sz w:val="28"/>
+          <w:szCs w:val="28"/>
+          <w:lang w:eastAsia="ru-RU"/>
+        </w:rPr>
+      </w:pPr>
+      <w:r>
+        <w:rPr>
+          <w:rFonts w:ascii="Times New Roman" w:eastAsia="Times New Roman" w:hAnsi="Times New Roman" w:cs="Times New Roman"/>
+          <w:bCs/>
+          <w:sz w:val="28"/>
+          <w:szCs w:val="28"/>
+          <w:lang w:eastAsia="ru-RU"/>
+        </w:rPr>
+        <w:t>Последнее изменение: 04.04.26</w:t>
+      </w:r>
     </w:p>
     <w:p>
       <w:pPr>
